--- a/阶段任务资料/2026/材料书写/成品/靳振明/个人简历.docx
+++ b/阶段任务资料/2026/材料书写/成品/靳振明/个人简历.docx
@@ -15,13 +15,13 @@
         <mc:AlternateContent>
           <mc:Choice Requires="wpg">
             <w:drawing>
-              <wp:anchor distT="0" distB="0" distL="114300" distR="114300" simplePos="0" relativeHeight="251846656" behindDoc="0" locked="0" layoutInCell="1" allowOverlap="1" wp14:anchorId="1E6FEB09" wp14:editId="0BF3D485">
+              <wp:anchor distT="0" distB="0" distL="114300" distR="114300" simplePos="0" relativeHeight="251846656" behindDoc="0" locked="0" layoutInCell="1" allowOverlap="1" wp14:anchorId="1E6FEB09" wp14:editId="765CDBF8">
                 <wp:simplePos x="0" y="0"/>
                 <wp:positionH relativeFrom="column">
-                  <wp:posOffset>-1179328</wp:posOffset>
+                  <wp:posOffset>-1184183</wp:posOffset>
                 </wp:positionH>
                 <wp:positionV relativeFrom="paragraph">
-                  <wp:posOffset>-959145</wp:posOffset>
+                  <wp:posOffset>-958777</wp:posOffset>
                 </wp:positionV>
                 <wp:extent cx="7650480" cy="10777290"/>
                 <wp:effectExtent l="38100" t="19050" r="45720" b="214630"/>
@@ -138,9 +138,9 @@
                         <wpg:grpSpPr>
                           <a:xfrm>
                             <a:off x="539749" y="2053416"/>
-                            <a:ext cx="6480175" cy="1823692"/>
+                            <a:ext cx="6480175" cy="1823591"/>
                             <a:chOff x="539749" y="2053416"/>
-                            <a:chExt cx="6480175" cy="1823692"/>
+                            <a:chExt cx="6480175" cy="1823591"/>
                           </a:xfrm>
                         </wpg:grpSpPr>
                         <wpg:grpSp>
@@ -149,9 +149,9 @@
                           <wpg:grpSpPr>
                             <a:xfrm>
                               <a:off x="539749" y="2053416"/>
-                              <a:ext cx="6364095" cy="1823692"/>
+                              <a:ext cx="6364362" cy="1823591"/>
                               <a:chOff x="539749" y="2053416"/>
-                              <a:chExt cx="6364095" cy="1823692"/>
+                              <a:chExt cx="6364362" cy="1823591"/>
                             </a:xfrm>
                           </wpg:grpSpPr>
                           <wpg:grpSp>
@@ -311,8 +311,8 @@
                             <wps:cNvSpPr/>
                             <wps:spPr>
                               <a:xfrm>
-                                <a:off x="735454" y="2515627"/>
-                                <a:ext cx="6168390" cy="1361481"/>
+                                <a:off x="735454" y="2515525"/>
+                                <a:ext cx="6168657" cy="1361482"/>
                               </a:xfrm>
                               <a:prstGeom prst="rect">
                                 <a:avLst/>
@@ -404,6 +404,33 @@
                                       <w:kern w:val="24"/>
                                       <w:szCs w:val="21"/>
                                     </w:rPr>
+                                    <w:t>遗传学</w:t>
+                                  </w:r>
+                                  <w:r>
+                                    <w:rPr>
+                                      <w:rFonts w:ascii="Times New Roman" w:eastAsia="宋体" w:hAnsi="Times New Roman" w:cs="Arial" w:hint="eastAsia"/>
+                                      <w:color w:val="404040" w:themeColor="text1" w:themeTint="BF"/>
+                                      <w:kern w:val="24"/>
+                                      <w:szCs w:val="21"/>
+                                    </w:rPr>
+                                    <w:t>，</w:t>
+                                  </w:r>
+                                  <w:r>
+                                    <w:rPr>
+                                      <w:rFonts w:ascii="Times New Roman" w:eastAsia="宋体" w:hAnsi="Times New Roman" w:cs="Arial" w:hint="eastAsia"/>
+                                      <w:color w:val="404040" w:themeColor="text1" w:themeTint="BF"/>
+                                      <w:kern w:val="24"/>
+                                      <w:szCs w:val="21"/>
+                                    </w:rPr>
+                                    <w:t xml:space="preserve"> </w:t>
+                                  </w:r>
+                                  <w:r>
+                                    <w:rPr>
+                                      <w:rFonts w:ascii="Times New Roman" w:eastAsia="宋体" w:hAnsi="Times New Roman" w:cs="Arial" w:hint="eastAsia"/>
+                                      <w:color w:val="404040" w:themeColor="text1" w:themeTint="BF"/>
+                                      <w:kern w:val="24"/>
+                                      <w:szCs w:val="21"/>
+                                    </w:rPr>
                                     <w:t>植物生物学，</w:t>
                                   </w:r>
                                   <w:r>
@@ -440,25 +467,7 @@
                                       <w:kern w:val="24"/>
                                       <w:szCs w:val="21"/>
                                     </w:rPr>
-                                    <w:t>微生物学，</w:t>
-                                  </w:r>
-                                  <w:r>
-                                    <w:rPr>
-                                      <w:rFonts w:ascii="Times New Roman" w:eastAsia="宋体" w:hAnsi="Times New Roman" w:cs="Arial" w:hint="eastAsia"/>
-                                      <w:color w:val="404040" w:themeColor="text1" w:themeTint="BF"/>
-                                      <w:kern w:val="24"/>
-                                      <w:szCs w:val="21"/>
-                                    </w:rPr>
-                                    <w:t xml:space="preserve"> </w:t>
-                                  </w:r>
-                                  <w:r>
-                                    <w:rPr>
-                                      <w:rFonts w:ascii="Times New Roman" w:eastAsia="宋体" w:hAnsi="Times New Roman" w:cs="Arial" w:hint="eastAsia"/>
-                                      <w:color w:val="404040" w:themeColor="text1" w:themeTint="BF"/>
-                                      <w:kern w:val="24"/>
-                                      <w:szCs w:val="21"/>
-                                    </w:rPr>
-                                    <w:t>遗传学</w:t>
+                                    <w:t>微生物学</w:t>
                                   </w:r>
                                 </w:p>
                                 <w:p>
@@ -494,7 +503,16 @@
                                       <w:kern w:val="24"/>
                                       <w:szCs w:val="21"/>
                                     </w:rPr>
-                                    <w:t>生殖生物学，发育生物学，</w:t>
+                                    <w:t>生物统计学</w:t>
+                                  </w:r>
+                                  <w:r>
+                                    <w:rPr>
+                                      <w:rFonts w:ascii="Times New Roman" w:eastAsia="宋体" w:hAnsi="Times New Roman" w:cs="Arial" w:hint="eastAsia"/>
+                                      <w:color w:val="404040" w:themeColor="text1" w:themeTint="BF"/>
+                                      <w:kern w:val="24"/>
+                                      <w:szCs w:val="21"/>
+                                    </w:rPr>
+                                    <w:t>，</w:t>
                                   </w:r>
                                   <w:r>
                                     <w:rPr>
@@ -512,6 +530,63 @@
                                       <w:kern w:val="24"/>
                                       <w:szCs w:val="21"/>
                                     </w:rPr>
+                                    <w:t>分子生物学</w:t>
+                                  </w:r>
+                                  <w:r>
+                                    <w:rPr>
+                                      <w:rFonts w:ascii="Times New Roman" w:eastAsia="宋体" w:hAnsi="Times New Roman" w:cs="Arial" w:hint="eastAsia"/>
+                                    </w:rPr>
+                                    <w:t>，</w:t>
+                                  </w:r>
+                                  <w:r>
+                                    <w:rPr>
+                                      <w:rFonts w:ascii="Times New Roman" w:eastAsia="宋体" w:hAnsi="Times New Roman" w:cs="Arial" w:hint="eastAsia"/>
+                                    </w:rPr>
+                                    <w:t xml:space="preserve"> </w:t>
+                                  </w:r>
+                                  <w:r>
+                                    <w:rPr>
+                                      <w:rFonts w:ascii="Times New Roman" w:eastAsia="宋体" w:hAnsi="Times New Roman" w:cs="Arial" w:hint="eastAsia"/>
+                                      <w:color w:val="404040" w:themeColor="text1" w:themeTint="BF"/>
+                                      <w:kern w:val="24"/>
+                                      <w:szCs w:val="21"/>
+                                    </w:rPr>
+                                    <w:t>生殖生物学，</w:t>
+                                  </w:r>
+                                  <w:r>
+                                    <w:rPr>
+                                      <w:rFonts w:ascii="Times New Roman" w:eastAsia="宋体" w:hAnsi="Times New Roman" w:cs="Arial" w:hint="eastAsia"/>
+                                      <w:color w:val="404040" w:themeColor="text1" w:themeTint="BF"/>
+                                      <w:kern w:val="24"/>
+                                      <w:szCs w:val="21"/>
+                                    </w:rPr>
+                                    <w:t xml:space="preserve"> </w:t>
+                                  </w:r>
+                                  <w:r>
+                                    <w:rPr>
+                                      <w:rFonts w:ascii="Times New Roman" w:eastAsia="宋体" w:hAnsi="Times New Roman" w:cs="Arial" w:hint="eastAsia"/>
+                                      <w:color w:val="404040" w:themeColor="text1" w:themeTint="BF"/>
+                                      <w:kern w:val="24"/>
+                                      <w:szCs w:val="21"/>
+                                    </w:rPr>
+                                    <w:t>发育生物学，</w:t>
+                                  </w:r>
+                                  <w:r>
+                                    <w:rPr>
+                                      <w:rFonts w:ascii="Times New Roman" w:eastAsia="宋体" w:hAnsi="Times New Roman" w:cs="Arial" w:hint="eastAsia"/>
+                                      <w:color w:val="404040" w:themeColor="text1" w:themeTint="BF"/>
+                                      <w:kern w:val="24"/>
+                                      <w:szCs w:val="21"/>
+                                    </w:rPr>
+                                    <w:t xml:space="preserve"> </w:t>
+                                  </w:r>
+                                  <w:r>
+                                    <w:rPr>
+                                      <w:rFonts w:ascii="Times New Roman" w:eastAsia="宋体" w:hAnsi="Times New Roman" w:cs="Arial" w:hint="eastAsia"/>
+                                      <w:color w:val="404040" w:themeColor="text1" w:themeTint="BF"/>
+                                      <w:kern w:val="24"/>
+                                      <w:szCs w:val="21"/>
+                                    </w:rPr>
                                     <w:t>植物生理学，</w:t>
                                   </w:r>
                                   <w:r>
@@ -548,24 +623,6 @@
                                       <w:kern w:val="24"/>
                                       <w:szCs w:val="21"/>
                                     </w:rPr>
-                                    <w:t>生物统计学，</w:t>
-                                  </w:r>
-                                  <w:r>
-                                    <w:rPr>
-                                      <w:rFonts w:ascii="Times New Roman" w:eastAsia="宋体" w:hAnsi="Times New Roman" w:cs="Arial" w:hint="eastAsia"/>
-                                      <w:color w:val="404040" w:themeColor="text1" w:themeTint="BF"/>
-                                      <w:kern w:val="24"/>
-                                      <w:szCs w:val="21"/>
-                                    </w:rPr>
-                                    <w:t xml:space="preserve"> </w:t>
-                                  </w:r>
-                                  <w:r>
-                                    <w:rPr>
-                                      <w:rFonts w:ascii="Times New Roman" w:eastAsia="宋体" w:hAnsi="Times New Roman" w:cs="Arial" w:hint="eastAsia"/>
-                                      <w:color w:val="404040" w:themeColor="text1" w:themeTint="BF"/>
-                                      <w:kern w:val="24"/>
-                                      <w:szCs w:val="21"/>
-                                    </w:rPr>
                                     <w:t>专业外语，</w:t>
                                   </w:r>
                                   <w:r>
@@ -575,25 +632,7 @@
                                       <w:kern w:val="24"/>
                                       <w:szCs w:val="21"/>
                                     </w:rPr>
-                                    <w:t>大学化学，</w:t>
-                                  </w:r>
-                                  <w:r>
-                                    <w:rPr>
-                                      <w:rFonts w:ascii="Times New Roman" w:eastAsia="宋体" w:hAnsi="Times New Roman" w:cs="Arial" w:hint="eastAsia"/>
-                                      <w:color w:val="404040" w:themeColor="text1" w:themeTint="BF"/>
-                                      <w:kern w:val="24"/>
-                                      <w:szCs w:val="21"/>
-                                    </w:rPr>
-                                    <w:t xml:space="preserve"> </w:t>
-                                  </w:r>
-                                  <w:r>
-                                    <w:rPr>
-                                      <w:rFonts w:ascii="Times New Roman" w:eastAsia="宋体" w:hAnsi="Times New Roman" w:cs="Arial" w:hint="eastAsia"/>
-                                      <w:color w:val="404040" w:themeColor="text1" w:themeTint="BF"/>
-                                      <w:kern w:val="24"/>
-                                      <w:szCs w:val="21"/>
-                                    </w:rPr>
-                                    <w:t>分子生物学</w:t>
+                                    <w:t>大学化学</w:t>
                                   </w:r>
                                 </w:p>
                               </w:txbxContent>
@@ -918,6 +957,129 @@
                                     </w:rPr>
                                     <w:t xml:space="preserve"> </w:t>
                                   </w:r>
+                                  <w:proofErr w:type="spellStart"/>
+                                  <w:r>
+                                    <w:rPr>
+                                      <w:rFonts w:ascii="Times New Roman" w:eastAsia="宋体" w:hAnsi="Times New Roman" w:cs="Arial" w:hint="eastAsia"/>
+                                      <w:color w:val="404040" w:themeColor="text1" w:themeTint="BF"/>
+                                      <w:kern w:val="24"/>
+                                      <w:szCs w:val="21"/>
+                                    </w:rPr>
+                                    <w:t>Pymol</w:t>
+                                  </w:r>
+                                  <w:proofErr w:type="spellEnd"/>
+                                  <w:r>
+                                    <w:rPr>
+                                      <w:rFonts w:ascii="Times New Roman" w:eastAsia="宋体" w:hAnsi="Times New Roman" w:cs="Arial" w:hint="eastAsia"/>
+                                      <w:color w:val="404040" w:themeColor="text1" w:themeTint="BF"/>
+                                      <w:kern w:val="24"/>
+                                      <w:szCs w:val="21"/>
+                                    </w:rPr>
+                                    <w:t xml:space="preserve">, </w:t>
+                                  </w:r>
+                                  <w:r>
+                                    <w:rPr>
+                                      <w:rFonts w:ascii="Times New Roman" w:eastAsia="宋体" w:hAnsi="Times New Roman" w:cs="Arial" w:hint="eastAsia"/>
+                                      <w:color w:val="404040" w:themeColor="text1" w:themeTint="BF"/>
+                                      <w:kern w:val="24"/>
+                                      <w:szCs w:val="21"/>
+                                    </w:rPr>
+                                    <w:t xml:space="preserve"> </w:t>
+                                  </w:r>
+                                  <w:r>
+                                    <w:rPr>
+                                      <w:rFonts w:ascii="Times New Roman" w:eastAsia="宋体" w:hAnsi="Times New Roman" w:cs="Arial" w:hint="eastAsia"/>
+                                      <w:color w:val="404040" w:themeColor="text1" w:themeTint="BF"/>
+                                      <w:kern w:val="24"/>
+                                      <w:szCs w:val="21"/>
+                                    </w:rPr>
+                                    <w:t>AI</w:t>
+                                  </w:r>
+                                  <w:r>
+                                    <w:rPr>
+                                      <w:rFonts w:ascii="Times New Roman" w:eastAsia="宋体" w:hAnsi="Times New Roman" w:cs="Arial" w:hint="eastAsia"/>
+                                      <w:color w:val="404040" w:themeColor="text1" w:themeTint="BF"/>
+                                      <w:kern w:val="24"/>
+                                      <w:szCs w:val="21"/>
+                                    </w:rPr>
+                                    <w:t>框架</w:t>
+                                  </w:r>
+                                  <w:r>
+                                    <w:rPr>
+                                      <w:rFonts w:ascii="Times New Roman" w:eastAsia="宋体" w:hAnsi="Times New Roman" w:cs="Arial" w:hint="eastAsia"/>
+                                      <w:color w:val="404040" w:themeColor="text1" w:themeTint="BF"/>
+                                      <w:kern w:val="24"/>
+                                      <w:szCs w:val="21"/>
+                                    </w:rPr>
+                                    <w:t>(</w:t>
+                                  </w:r>
+                                  <w:proofErr w:type="spellStart"/>
+                                  <w:r>
+                                    <w:rPr>
+                                      <w:rFonts w:ascii="Times New Roman" w:eastAsia="宋体" w:hAnsi="Times New Roman" w:cs="Arial" w:hint="eastAsia"/>
+                                      <w:color w:val="404040" w:themeColor="text1" w:themeTint="BF"/>
+                                      <w:kern w:val="24"/>
+                                      <w:szCs w:val="21"/>
+                                    </w:rPr>
+                                    <w:t>tensorflow</w:t>
+                                  </w:r>
+                                  <w:proofErr w:type="spellEnd"/>
+                                  <w:r>
+                                    <w:rPr>
+                                      <w:rFonts w:ascii="Times New Roman" w:eastAsia="宋体" w:hAnsi="Times New Roman" w:cs="Arial" w:hint="eastAsia"/>
+                                      <w:color w:val="404040" w:themeColor="text1" w:themeTint="BF"/>
+                                      <w:kern w:val="24"/>
+                                      <w:szCs w:val="21"/>
+                                    </w:rPr>
+                                    <w:t>，</w:t>
+                                  </w:r>
+                                  <w:r>
+                                    <w:rPr>
+                                      <w:rFonts w:ascii="Times New Roman" w:eastAsia="宋体" w:hAnsi="Times New Roman" w:cs="Arial" w:hint="eastAsia"/>
+                                      <w:color w:val="404040" w:themeColor="text1" w:themeTint="BF"/>
+                                      <w:kern w:val="24"/>
+                                      <w:szCs w:val="21"/>
+                                    </w:rPr>
+                                    <w:t xml:space="preserve"> </w:t>
+                                  </w:r>
+                                  <w:proofErr w:type="spellStart"/>
+                                  <w:r>
+                                    <w:rPr>
+                                      <w:rFonts w:ascii="Times New Roman" w:eastAsia="宋体" w:hAnsi="Times New Roman" w:cs="Arial" w:hint="eastAsia"/>
+                                      <w:color w:val="404040" w:themeColor="text1" w:themeTint="BF"/>
+                                      <w:kern w:val="24"/>
+                                      <w:szCs w:val="21"/>
+                                    </w:rPr>
+                                    <w:t>pytorch</w:t>
+                                  </w:r>
+                                  <w:proofErr w:type="spellEnd"/>
+                                  <w:r>
+                                    <w:rPr>
+                                      <w:rFonts w:ascii="Times New Roman" w:eastAsia="宋体" w:hAnsi="Times New Roman" w:cs="Arial" w:hint="eastAsia"/>
+                                      <w:color w:val="404040" w:themeColor="text1" w:themeTint="BF"/>
+                                      <w:kern w:val="24"/>
+                                      <w:szCs w:val="21"/>
+                                    </w:rPr>
+                                    <w:t>)</w:t>
+                                  </w:r>
+                                  <w:r>
+                                    <w:rPr>
+                                      <w:rFonts w:ascii="Times New Roman" w:eastAsia="宋体" w:hAnsi="Times New Roman" w:cs="Arial" w:hint="eastAsia"/>
+                                      <w:color w:val="404040" w:themeColor="text1" w:themeTint="BF"/>
+                                      <w:kern w:val="24"/>
+                                      <w:szCs w:val="21"/>
+                                    </w:rPr>
+                                    <w:t>，</w:t>
+                                  </w:r>
+                                  <w:r>
+                                    <w:rPr>
+                                      <w:rFonts w:ascii="Times New Roman" w:eastAsia="宋体" w:hAnsi="Times New Roman" w:cs="Arial" w:hint="eastAsia"/>
+                                      <w:color w:val="404040" w:themeColor="text1" w:themeTint="BF"/>
+                                      <w:kern w:val="24"/>
+                                      <w:szCs w:val="21"/>
+                                    </w:rPr>
+                                    <w:t xml:space="preserve"> </w:t>
+                                  </w:r>
                                   <w:r>
                                     <w:rPr>
                                       <w:rFonts w:ascii="Times New Roman" w:eastAsia="宋体" w:hAnsi="Times New Roman" w:cs="Arial" w:hint="eastAsia"/>
@@ -944,129 +1106,6 @@
                                       <w:szCs w:val="21"/>
                                     </w:rPr>
                                     <w:t>分子动力学模拟，</w:t>
-                                  </w:r>
-                                  <w:r>
-                                    <w:rPr>
-                                      <w:rFonts w:ascii="Times New Roman" w:eastAsia="宋体" w:hAnsi="Times New Roman" w:cs="Arial" w:hint="eastAsia"/>
-                                      <w:color w:val="404040" w:themeColor="text1" w:themeTint="BF"/>
-                                      <w:kern w:val="24"/>
-                                      <w:szCs w:val="21"/>
-                                    </w:rPr>
-                                    <w:t xml:space="preserve"> </w:t>
-                                  </w:r>
-                                  <w:proofErr w:type="spellStart"/>
-                                  <w:r>
-                                    <w:rPr>
-                                      <w:rFonts w:ascii="Times New Roman" w:eastAsia="宋体" w:hAnsi="Times New Roman" w:cs="Arial" w:hint="eastAsia"/>
-                                      <w:color w:val="404040" w:themeColor="text1" w:themeTint="BF"/>
-                                      <w:kern w:val="24"/>
-                                      <w:szCs w:val="21"/>
-                                    </w:rPr>
-                                    <w:t>Pymol</w:t>
-                                  </w:r>
-                                  <w:proofErr w:type="spellEnd"/>
-                                  <w:r>
-                                    <w:rPr>
-                                      <w:rFonts w:ascii="Times New Roman" w:eastAsia="宋体" w:hAnsi="Times New Roman" w:cs="Arial" w:hint="eastAsia"/>
-                                      <w:color w:val="404040" w:themeColor="text1" w:themeTint="BF"/>
-                                      <w:kern w:val="24"/>
-                                      <w:szCs w:val="21"/>
-                                    </w:rPr>
-                                    <w:t xml:space="preserve">, </w:t>
-                                  </w:r>
-                                  <w:r>
-                                    <w:rPr>
-                                      <w:rFonts w:ascii="Times New Roman" w:eastAsia="宋体" w:hAnsi="Times New Roman" w:cs="Arial" w:hint="eastAsia"/>
-                                      <w:color w:val="404040" w:themeColor="text1" w:themeTint="BF"/>
-                                      <w:kern w:val="24"/>
-                                      <w:szCs w:val="21"/>
-                                    </w:rPr>
-                                    <w:t xml:space="preserve"> </w:t>
-                                  </w:r>
-                                  <w:r>
-                                    <w:rPr>
-                                      <w:rFonts w:ascii="Times New Roman" w:eastAsia="宋体" w:hAnsi="Times New Roman" w:cs="Arial" w:hint="eastAsia"/>
-                                      <w:color w:val="404040" w:themeColor="text1" w:themeTint="BF"/>
-                                      <w:kern w:val="24"/>
-                                      <w:szCs w:val="21"/>
-                                    </w:rPr>
-                                    <w:t>AI</w:t>
-                                  </w:r>
-                                  <w:r>
-                                    <w:rPr>
-                                      <w:rFonts w:ascii="Times New Roman" w:eastAsia="宋体" w:hAnsi="Times New Roman" w:cs="Arial" w:hint="eastAsia"/>
-                                      <w:color w:val="404040" w:themeColor="text1" w:themeTint="BF"/>
-                                      <w:kern w:val="24"/>
-                                      <w:szCs w:val="21"/>
-                                    </w:rPr>
-                                    <w:t>框架</w:t>
-                                  </w:r>
-                                  <w:r>
-                                    <w:rPr>
-                                      <w:rFonts w:ascii="Times New Roman" w:eastAsia="宋体" w:hAnsi="Times New Roman" w:cs="Arial" w:hint="eastAsia"/>
-                                      <w:color w:val="404040" w:themeColor="text1" w:themeTint="BF"/>
-                                      <w:kern w:val="24"/>
-                                      <w:szCs w:val="21"/>
-                                    </w:rPr>
-                                    <w:t>(</w:t>
-                                  </w:r>
-                                  <w:proofErr w:type="spellStart"/>
-                                  <w:r>
-                                    <w:rPr>
-                                      <w:rFonts w:ascii="Times New Roman" w:eastAsia="宋体" w:hAnsi="Times New Roman" w:cs="Arial" w:hint="eastAsia"/>
-                                      <w:color w:val="404040" w:themeColor="text1" w:themeTint="BF"/>
-                                      <w:kern w:val="24"/>
-                                      <w:szCs w:val="21"/>
-                                    </w:rPr>
-                                    <w:t>tensorflow</w:t>
-                                  </w:r>
-                                  <w:proofErr w:type="spellEnd"/>
-                                  <w:r>
-                                    <w:rPr>
-                                      <w:rFonts w:ascii="Times New Roman" w:eastAsia="宋体" w:hAnsi="Times New Roman" w:cs="Arial" w:hint="eastAsia"/>
-                                      <w:color w:val="404040" w:themeColor="text1" w:themeTint="BF"/>
-                                      <w:kern w:val="24"/>
-                                      <w:szCs w:val="21"/>
-                                    </w:rPr>
-                                    <w:t>，</w:t>
-                                  </w:r>
-                                  <w:r>
-                                    <w:rPr>
-                                      <w:rFonts w:ascii="Times New Roman" w:eastAsia="宋体" w:hAnsi="Times New Roman" w:cs="Arial" w:hint="eastAsia"/>
-                                      <w:color w:val="404040" w:themeColor="text1" w:themeTint="BF"/>
-                                      <w:kern w:val="24"/>
-                                      <w:szCs w:val="21"/>
-                                    </w:rPr>
-                                    <w:t xml:space="preserve"> </w:t>
-                                  </w:r>
-                                  <w:proofErr w:type="spellStart"/>
-                                  <w:r>
-                                    <w:rPr>
-                                      <w:rFonts w:ascii="Times New Roman" w:eastAsia="宋体" w:hAnsi="Times New Roman" w:cs="Arial" w:hint="eastAsia"/>
-                                      <w:color w:val="404040" w:themeColor="text1" w:themeTint="BF"/>
-                                      <w:kern w:val="24"/>
-                                      <w:szCs w:val="21"/>
-                                    </w:rPr>
-                                    <w:t>pytorch</w:t>
-                                  </w:r>
-                                  <w:proofErr w:type="spellEnd"/>
-                                  <w:r>
-                                    <w:rPr>
-                                      <w:rFonts w:ascii="Times New Roman" w:eastAsia="宋体" w:hAnsi="Times New Roman" w:cs="Arial" w:hint="eastAsia"/>
-                                      <w:color w:val="404040" w:themeColor="text1" w:themeTint="BF"/>
-                                      <w:kern w:val="24"/>
-                                      <w:szCs w:val="21"/>
-                                    </w:rPr>
-                                    <w:t>)</w:t>
-                                  </w:r>
-                                  <w:r>
-                                    <w:rPr>
-                                      <w:rFonts w:ascii="Times New Roman" w:eastAsia="宋体" w:hAnsi="Times New Roman" w:cs="Arial" w:hint="eastAsia"/>
-                                      <w:color w:val="404040" w:themeColor="text1" w:themeTint="BF"/>
-                                      <w:kern w:val="24"/>
-                                      <w:szCs w:val="21"/>
-                                    </w:rPr>
-                                    <w:t>，</w:t>
                                   </w:r>
                                   <w:r>
                                     <w:rPr>
@@ -1188,9 +1227,9 @@
                         <wpg:grpSpPr>
                           <a:xfrm>
                             <a:off x="539751" y="5082963"/>
-                            <a:ext cx="6657187" cy="2125911"/>
+                            <a:ext cx="6656834" cy="2323962"/>
                             <a:chOff x="539751" y="5082963"/>
-                            <a:chExt cx="6657187" cy="2125911"/>
+                            <a:chExt cx="6656834" cy="2323962"/>
                           </a:xfrm>
                         </wpg:grpSpPr>
                         <wpg:grpSp>
@@ -1199,9 +1238,9 @@
                           <wpg:grpSpPr>
                             <a:xfrm>
                               <a:off x="539751" y="5082963"/>
-                              <a:ext cx="6657187" cy="2125911"/>
+                              <a:ext cx="6656834" cy="2323962"/>
                               <a:chOff x="539751" y="5082963"/>
-                              <a:chExt cx="6657187" cy="2125911"/>
+                              <a:chExt cx="6656834" cy="2323962"/>
                             </a:xfrm>
                           </wpg:grpSpPr>
                           <wpg:grpSp>
@@ -1373,8 +1412,8 @@
                             <wps:cNvSpPr/>
                             <wps:spPr>
                               <a:xfrm>
-                                <a:off x="688188" y="5593434"/>
-                                <a:ext cx="6508750" cy="1615440"/>
+                                <a:off x="688188" y="5537427"/>
+                                <a:ext cx="6508397" cy="1869498"/>
                               </a:xfrm>
                               <a:prstGeom prst="rect">
                                 <a:avLst/>
@@ -1457,7 +1496,7 @@
                                       <w:kern w:val="24"/>
                                       <w:szCs w:val="21"/>
                                     </w:rPr>
-                                    <w:t>担任角色：</w:t>
+                                    <w:t>内容：</w:t>
                                   </w:r>
                                   <w:r>
                                     <w:rPr>
@@ -1475,7 +1514,392 @@
                                       <w:kern w:val="24"/>
                                       <w:szCs w:val="21"/>
                                     </w:rPr>
-                                    <w:t>共同第一作者</w:t>
+                                    <w:t>基于</w:t>
+                                  </w:r>
+                                  <w:r>
+                                    <w:rPr>
+                                      <w:rFonts w:ascii="Times New Roman" w:eastAsia="宋体" w:hAnsi="Times New Roman" w:cs="Arial" w:hint="eastAsia"/>
+                                      <w:color w:val="404040" w:themeColor="text1" w:themeTint="BF"/>
+                                      <w:kern w:val="24"/>
+                                      <w:szCs w:val="21"/>
+                                    </w:rPr>
+                                    <w:t>670</w:t>
+                                  </w:r>
+                                  <w:r>
+                                    <w:rPr>
+                                      <w:rFonts w:ascii="Times New Roman" w:eastAsia="宋体" w:hAnsi="Times New Roman" w:cs="Arial" w:hint="eastAsia"/>
+                                      <w:color w:val="404040" w:themeColor="text1" w:themeTint="BF"/>
+                                      <w:kern w:val="24"/>
+                                      <w:szCs w:val="21"/>
+                                    </w:rPr>
+                                    <w:t>种</w:t>
+                                  </w:r>
+                                  <w:proofErr w:type="gramStart"/>
+                                  <w:r>
+                                    <w:rPr>
+                                      <w:rFonts w:ascii="Times New Roman" w:eastAsia="宋体" w:hAnsi="Times New Roman" w:cs="Arial" w:hint="eastAsia"/>
+                                      <w:color w:val="404040" w:themeColor="text1" w:themeTint="BF"/>
+                                      <w:kern w:val="24"/>
+                                      <w:szCs w:val="21"/>
+                                    </w:rPr>
+                                    <w:t>氨基酸</w:t>
+                                  </w:r>
+                                  <w:r>
+                                    <w:rPr>
+                                      <w:rFonts w:ascii="Times New Roman" w:eastAsia="宋体" w:hAnsi="Times New Roman" w:cs="Arial" w:hint="eastAsia"/>
+                                      <w:color w:val="404040" w:themeColor="text1" w:themeTint="BF"/>
+                                      <w:kern w:val="24"/>
+                                      <w:szCs w:val="21"/>
+                                    </w:rPr>
+                                    <w:t>约化方法</w:t>
+                                  </w:r>
+                                  <w:proofErr w:type="gramEnd"/>
+                                  <w:r>
+                                    <w:rPr>
+                                      <w:rFonts w:ascii="Times New Roman" w:eastAsia="宋体" w:hAnsi="Times New Roman" w:cs="Arial" w:hint="eastAsia"/>
+                                      <w:color w:val="404040" w:themeColor="text1" w:themeTint="BF"/>
+                                      <w:kern w:val="24"/>
+                                      <w:szCs w:val="21"/>
+                                    </w:rPr>
+                                    <w:t xml:space="preserve">, </w:t>
+                                  </w:r>
+                                  <w:r>
+                                    <w:rPr>
+                                      <w:rFonts w:ascii="Times New Roman" w:eastAsia="宋体" w:hAnsi="Times New Roman" w:cs="Arial" w:hint="eastAsia"/>
+                                      <w:color w:val="404040" w:themeColor="text1" w:themeTint="BF"/>
+                                      <w:kern w:val="24"/>
+                                      <w:szCs w:val="21"/>
+                                    </w:rPr>
+                                    <w:t>机器学习，</w:t>
+                                  </w:r>
+                                  <w:r>
+                                    <w:rPr>
+                                      <w:rFonts w:ascii="Times New Roman" w:eastAsia="宋体" w:hAnsi="Times New Roman" w:cs="Arial" w:hint="eastAsia"/>
+                                      <w:color w:val="404040" w:themeColor="text1" w:themeTint="BF"/>
+                                      <w:kern w:val="24"/>
+                                      <w:szCs w:val="21"/>
+                                    </w:rPr>
+                                    <w:t xml:space="preserve"> </w:t>
+                                  </w:r>
+                                  <w:r>
+                                    <w:rPr>
+                                      <w:rFonts w:ascii="Times New Roman" w:eastAsia="宋体" w:hAnsi="Times New Roman" w:cs="Arial" w:hint="eastAsia"/>
+                                      <w:color w:val="404040" w:themeColor="text1" w:themeTint="BF"/>
+                                      <w:kern w:val="24"/>
+                                      <w:szCs w:val="21"/>
+                                    </w:rPr>
+                                    <w:t>深度学习，</w:t>
+                                  </w:r>
+                                  <w:r>
+                                    <w:rPr>
+                                      <w:rFonts w:ascii="Times New Roman" w:eastAsia="宋体" w:hAnsi="Times New Roman" w:cs="Arial" w:hint="eastAsia"/>
+                                      <w:color w:val="404040" w:themeColor="text1" w:themeTint="BF"/>
+                                      <w:kern w:val="24"/>
+                                      <w:szCs w:val="21"/>
+                                    </w:rPr>
+                                    <w:t xml:space="preserve"> </w:t>
+                                  </w:r>
+                                  <w:r>
+                                    <w:rPr>
+                                      <w:rFonts w:ascii="Times New Roman" w:eastAsia="宋体" w:hAnsi="Times New Roman" w:cs="Arial" w:hint="eastAsia"/>
+                                      <w:color w:val="404040" w:themeColor="text1" w:themeTint="BF"/>
+                                      <w:kern w:val="24"/>
+                                      <w:szCs w:val="21"/>
+                                    </w:rPr>
+                                    <w:t>蛋白质序列和进化特征</w:t>
+                                  </w:r>
+                                  <w:r>
+                                    <w:rPr>
+                                      <w:rFonts w:ascii="Times New Roman" w:eastAsia="宋体" w:hAnsi="Times New Roman" w:cs="Arial" w:hint="eastAsia"/>
+                                      <w:color w:val="404040" w:themeColor="text1" w:themeTint="BF"/>
+                                      <w:kern w:val="24"/>
+                                      <w:szCs w:val="21"/>
+                                    </w:rPr>
+                                    <w:t xml:space="preserve">, </w:t>
+                                  </w:r>
+                                  <w:r>
+                                    <w:rPr>
+                                      <w:rFonts w:ascii="Times New Roman" w:eastAsia="宋体" w:hAnsi="Times New Roman" w:cs="Arial" w:hint="eastAsia"/>
+                                      <w:color w:val="404040" w:themeColor="text1" w:themeTint="BF"/>
+                                      <w:kern w:val="24"/>
+                                      <w:szCs w:val="21"/>
+                                    </w:rPr>
+                                    <w:t>构建</w:t>
+                                  </w:r>
+                                  <w:proofErr w:type="spellStart"/>
+                                  <w:r>
+                                    <w:rPr>
+                                      <w:rFonts w:ascii="Times New Roman" w:eastAsia="宋体" w:hAnsi="Times New Roman" w:cs="Arial" w:hint="eastAsia"/>
+                                      <w:color w:val="404040" w:themeColor="text1" w:themeTint="BF"/>
+                                      <w:kern w:val="24"/>
+                                      <w:szCs w:val="21"/>
+                                    </w:rPr>
+                                    <w:t>RFCi</w:t>
+                                  </w:r>
+                                  <w:proofErr w:type="spellEnd"/>
+                                  <w:r>
+                                    <w:rPr>
+                                      <w:rFonts w:ascii="Times New Roman" w:eastAsia="宋体" w:hAnsi="Times New Roman" w:cs="Arial" w:hint="eastAsia"/>
+                                      <w:color w:val="404040" w:themeColor="text1" w:themeTint="BF"/>
+                                      <w:kern w:val="24"/>
+                                      <w:szCs w:val="21"/>
+                                    </w:rPr>
+                                    <w:t xml:space="preserve">, </w:t>
+                                  </w:r>
+                                  <w:proofErr w:type="spellStart"/>
+                                  <w:r>
+                                    <w:rPr>
+                                      <w:rFonts w:ascii="Times New Roman" w:eastAsia="宋体" w:hAnsi="Times New Roman" w:cs="Arial" w:hint="eastAsia"/>
+                                      <w:color w:val="404040" w:themeColor="text1" w:themeTint="BF"/>
+                                      <w:kern w:val="24"/>
+                                      <w:szCs w:val="21"/>
+                                    </w:rPr>
+                                    <w:t>RmiC</w:t>
+                                  </w:r>
+                                  <w:proofErr w:type="spellEnd"/>
+                                  <w:r>
+                                    <w:rPr>
+                                      <w:rFonts w:ascii="Times New Roman" w:eastAsia="宋体" w:hAnsi="Times New Roman" w:cs="Arial" w:hint="eastAsia"/>
+                                      <w:color w:val="404040" w:themeColor="text1" w:themeTint="BF"/>
+                                      <w:kern w:val="24"/>
+                                      <w:szCs w:val="21"/>
+                                    </w:rPr>
+                                    <w:t xml:space="preserve">, </w:t>
+                                  </w:r>
+                                  <w:proofErr w:type="spellStart"/>
+                                  <w:r>
+                                    <w:rPr>
+                                      <w:rFonts w:ascii="Times New Roman" w:eastAsia="宋体" w:hAnsi="Times New Roman" w:cs="Arial" w:hint="eastAsia"/>
+                                      <w:color w:val="404040" w:themeColor="text1" w:themeTint="BF"/>
+                                      <w:kern w:val="24"/>
+                                      <w:szCs w:val="21"/>
+                                    </w:rPr>
+                                    <w:t>Rmiscout</w:t>
+                                  </w:r>
+                                  <w:proofErr w:type="spellEnd"/>
+                                  <w:r>
+                                    <w:rPr>
+                                      <w:rFonts w:ascii="Times New Roman" w:eastAsia="宋体" w:hAnsi="Times New Roman" w:cs="Arial" w:hint="eastAsia"/>
+                                      <w:color w:val="404040" w:themeColor="text1" w:themeTint="BF"/>
+                                      <w:kern w:val="24"/>
+                                      <w:szCs w:val="21"/>
+                                    </w:rPr>
+                                    <w:t>三个模型，</w:t>
+                                  </w:r>
+                                  <w:r>
+                                    <w:rPr>
+                                      <w:rFonts w:ascii="Times New Roman" w:eastAsia="宋体" w:hAnsi="Times New Roman" w:cs="Arial" w:hint="eastAsia"/>
+                                      <w:color w:val="404040" w:themeColor="text1" w:themeTint="BF"/>
+                                      <w:kern w:val="24"/>
+                                      <w:szCs w:val="21"/>
+                                    </w:rPr>
+                                    <w:t xml:space="preserve"> </w:t>
+                                  </w:r>
+                                  <w:r>
+                                    <w:rPr>
+                                      <w:rFonts w:ascii="Times New Roman" w:eastAsia="宋体" w:hAnsi="Times New Roman" w:cs="Arial" w:hint="eastAsia"/>
+                                      <w:color w:val="404040" w:themeColor="text1" w:themeTint="BF"/>
+                                      <w:kern w:val="24"/>
+                                      <w:szCs w:val="21"/>
+                                    </w:rPr>
+                                    <w:t>在</w:t>
+                                  </w:r>
+                                  <w:r>
+                                    <w:rPr>
+                                      <w:rFonts w:ascii="Times New Roman" w:eastAsia="宋体" w:hAnsi="Times New Roman" w:cs="Arial" w:hint="eastAsia"/>
+                                      <w:color w:val="404040" w:themeColor="text1" w:themeTint="BF"/>
+                                      <w:kern w:val="24"/>
+                                      <w:szCs w:val="21"/>
+                                    </w:rPr>
+                                    <w:t>十种</w:t>
+                                  </w:r>
+                                  <w:r>
+                                    <w:rPr>
+                                      <w:rFonts w:ascii="Times New Roman" w:eastAsia="宋体" w:hAnsi="Times New Roman" w:cs="Arial" w:hint="eastAsia"/>
+                                      <w:color w:val="404040" w:themeColor="text1" w:themeTint="BF"/>
+                                      <w:kern w:val="24"/>
+                                      <w:szCs w:val="21"/>
+                                    </w:rPr>
+                                    <w:t>蛋白质</w:t>
+                                  </w:r>
+                                  <w:r>
+                                    <w:rPr>
+                                      <w:rFonts w:ascii="Times New Roman" w:eastAsia="宋体" w:hAnsi="Times New Roman" w:cs="Arial" w:hint="eastAsia"/>
+                                      <w:color w:val="404040" w:themeColor="text1" w:themeTint="BF"/>
+                                      <w:kern w:val="24"/>
+                                      <w:szCs w:val="21"/>
+                                    </w:rPr>
+                                    <w:t>-</w:t>
+                                  </w:r>
+                                  <w:r>
+                                    <w:rPr>
+                                      <w:rFonts w:ascii="Times New Roman" w:eastAsia="宋体" w:hAnsi="Times New Roman" w:cs="Arial" w:hint="eastAsia"/>
+                                      <w:color w:val="404040" w:themeColor="text1" w:themeTint="BF"/>
+                                      <w:kern w:val="24"/>
+                                      <w:szCs w:val="21"/>
+                                    </w:rPr>
+                                    <w:t>金属</w:t>
+                                  </w:r>
+                                  <w:r>
+                                    <w:rPr>
+                                      <w:rFonts w:ascii="Times New Roman" w:eastAsia="宋体" w:hAnsi="Times New Roman" w:cs="Arial" w:hint="eastAsia"/>
+                                      <w:color w:val="404040" w:themeColor="text1" w:themeTint="BF"/>
+                                      <w:kern w:val="24"/>
+                                      <w:szCs w:val="21"/>
+                                    </w:rPr>
+                                    <w:t>离子配体</w:t>
+                                  </w:r>
+                                  <w:r>
+                                    <w:rPr>
+                                      <w:rFonts w:ascii="Times New Roman" w:eastAsia="宋体" w:hAnsi="Times New Roman" w:cs="Arial" w:hint="eastAsia"/>
+                                      <w:color w:val="404040" w:themeColor="text1" w:themeTint="BF"/>
+                                      <w:kern w:val="24"/>
+                                      <w:szCs w:val="21"/>
+                                    </w:rPr>
+                                    <w:t>及非金属离子配体</w:t>
+                                  </w:r>
+                                  <w:r>
+                                    <w:rPr>
+                                      <w:rFonts w:ascii="Times New Roman" w:eastAsia="宋体" w:hAnsi="Times New Roman" w:cs="Arial" w:hint="eastAsia"/>
+                                      <w:color w:val="404040" w:themeColor="text1" w:themeTint="BF"/>
+                                      <w:kern w:val="24"/>
+                                      <w:szCs w:val="21"/>
+                                    </w:rPr>
+                                    <w:t>数据集训练</w:t>
+                                  </w:r>
+                                  <w:r>
+                                    <w:rPr>
+                                      <w:rFonts w:ascii="Times New Roman" w:eastAsia="宋体" w:hAnsi="Times New Roman" w:cs="Arial" w:hint="eastAsia"/>
+                                      <w:color w:val="404040" w:themeColor="text1" w:themeTint="BF"/>
+                                      <w:kern w:val="24"/>
+                                      <w:szCs w:val="21"/>
+                                    </w:rPr>
+                                    <w:t>并以</w:t>
+                                  </w:r>
+                                  <w:r>
+                                    <w:rPr>
+                                      <w:rFonts w:ascii="Times New Roman" w:eastAsia="宋体" w:hAnsi="Times New Roman" w:cs="Arial" w:hint="eastAsia"/>
+                                      <w:color w:val="404040" w:themeColor="text1" w:themeTint="BF"/>
+                                      <w:kern w:val="24"/>
+                                      <w:szCs w:val="21"/>
+                                    </w:rPr>
+                                    <w:t>AUC-ROC, AUC-PR, ACC, PRE</w:t>
+                                  </w:r>
+                                  <w:r>
+                                    <w:rPr>
+                                      <w:rFonts w:ascii="Times New Roman" w:eastAsia="宋体" w:hAnsi="Times New Roman" w:cs="Arial" w:hint="eastAsia"/>
+                                      <w:color w:val="404040" w:themeColor="text1" w:themeTint="BF"/>
+                                      <w:kern w:val="24"/>
+                                      <w:szCs w:val="21"/>
+                                    </w:rPr>
+                                    <w:t>等经典评估函数验证模型性能。</w:t>
+                                  </w:r>
+                                  <w:proofErr w:type="spellStart"/>
+                                  <w:r>
+                                    <w:rPr>
+                                      <w:rFonts w:ascii="Times New Roman" w:eastAsia="宋体" w:hAnsi="Times New Roman" w:cs="Arial" w:hint="eastAsia"/>
+                                      <w:color w:val="404040" w:themeColor="text1" w:themeTint="BF"/>
+                                      <w:kern w:val="24"/>
+                                      <w:szCs w:val="21"/>
+                                    </w:rPr>
+                                    <w:t>Rmiscout</w:t>
+                                  </w:r>
+                                  <w:proofErr w:type="spellEnd"/>
+                                  <w:r>
+                                    <w:rPr>
+                                      <w:rFonts w:ascii="Times New Roman" w:eastAsia="宋体" w:hAnsi="Times New Roman" w:cs="Arial" w:hint="eastAsia"/>
+                                      <w:color w:val="404040" w:themeColor="text1" w:themeTint="BF"/>
+                                      <w:kern w:val="24"/>
+                                      <w:szCs w:val="21"/>
+                                    </w:rPr>
+                                    <w:t>在与</w:t>
+                                  </w:r>
+                                  <w:r>
+                                    <w:rPr>
+                                      <w:rFonts w:ascii="Times New Roman" w:eastAsia="宋体" w:hAnsi="Times New Roman" w:cs="Arial" w:hint="eastAsia"/>
+                                      <w:color w:val="404040" w:themeColor="text1" w:themeTint="BF"/>
+                                      <w:kern w:val="24"/>
+                                      <w:szCs w:val="21"/>
+                                    </w:rPr>
+                                    <w:t xml:space="preserve">MetalNet2, </w:t>
+                                  </w:r>
+                                  <w:proofErr w:type="spellStart"/>
+                                  <w:r>
+                                    <w:rPr>
+                                      <w:rFonts w:ascii="Times New Roman" w:eastAsia="宋体" w:hAnsi="Times New Roman" w:cs="Arial" w:hint="eastAsia"/>
+                                      <w:color w:val="404040" w:themeColor="text1" w:themeTint="BF"/>
+                                      <w:kern w:val="24"/>
+                                      <w:szCs w:val="21"/>
+                                    </w:rPr>
+                                    <w:t>IonCom</w:t>
+                                  </w:r>
+                                  <w:proofErr w:type="spellEnd"/>
+                                  <w:r>
+                                    <w:rPr>
+                                      <w:rFonts w:ascii="Times New Roman" w:eastAsia="宋体" w:hAnsi="Times New Roman" w:cs="Arial" w:hint="eastAsia"/>
+                                      <w:color w:val="404040" w:themeColor="text1" w:themeTint="BF"/>
+                                      <w:kern w:val="24"/>
+                                      <w:szCs w:val="21"/>
+                                    </w:rPr>
+                                    <w:t xml:space="preserve">, </w:t>
+                                  </w:r>
+                                  <w:proofErr w:type="spellStart"/>
+                                  <w:r>
+                                    <w:rPr>
+                                      <w:rFonts w:ascii="Times New Roman" w:eastAsia="宋体" w:hAnsi="Times New Roman" w:cs="Arial" w:hint="eastAsia"/>
+                                      <w:color w:val="404040" w:themeColor="text1" w:themeTint="BF"/>
+                                      <w:kern w:val="24"/>
+                                      <w:szCs w:val="21"/>
+                                    </w:rPr>
+                                    <w:t>Lmetalsite</w:t>
+                                  </w:r>
+                                  <w:proofErr w:type="spellEnd"/>
+                                  <w:r>
+                                    <w:rPr>
+                                      <w:rFonts w:ascii="Times New Roman" w:eastAsia="宋体" w:hAnsi="Times New Roman" w:cs="Arial" w:hint="eastAsia"/>
+                                      <w:color w:val="404040" w:themeColor="text1" w:themeTint="BF"/>
+                                      <w:kern w:val="24"/>
+                                      <w:szCs w:val="21"/>
+                                    </w:rPr>
+                                    <w:t xml:space="preserve">, </w:t>
+                                  </w:r>
+                                  <w:proofErr w:type="spellStart"/>
+                                  <w:r>
+                                    <w:rPr>
+                                      <w:rFonts w:ascii="Times New Roman" w:eastAsia="宋体" w:hAnsi="Times New Roman" w:cs="Arial" w:hint="eastAsia"/>
+                                      <w:color w:val="404040" w:themeColor="text1" w:themeTint="BF"/>
+                                      <w:kern w:val="24"/>
+                                      <w:szCs w:val="21"/>
+                                    </w:rPr>
+                                    <w:t>LABind</w:t>
+                                  </w:r>
+                                  <w:proofErr w:type="spellEnd"/>
+                                  <w:r>
+                                    <w:rPr>
+                                      <w:rFonts w:ascii="Times New Roman" w:eastAsia="宋体" w:hAnsi="Times New Roman" w:cs="Arial" w:hint="eastAsia"/>
+                                      <w:color w:val="404040" w:themeColor="text1" w:themeTint="BF"/>
+                                      <w:kern w:val="24"/>
+                                      <w:szCs w:val="21"/>
+                                    </w:rPr>
+                                    <w:t>经典</w:t>
+                                  </w:r>
+                                  <w:r>
+                                    <w:rPr>
+                                      <w:rFonts w:ascii="Times New Roman" w:eastAsia="宋体" w:hAnsi="Times New Roman" w:cs="Arial" w:hint="eastAsia"/>
+                                      <w:color w:val="404040" w:themeColor="text1" w:themeTint="BF"/>
+                                      <w:kern w:val="24"/>
+                                      <w:szCs w:val="21"/>
+                                    </w:rPr>
+                                    <w:t>模型比较</w:t>
+                                  </w:r>
+                                  <w:r>
+                                    <w:rPr>
+                                      <w:rFonts w:ascii="Times New Roman" w:eastAsia="宋体" w:hAnsi="Times New Roman" w:cs="Arial" w:hint="eastAsia"/>
+                                      <w:color w:val="404040" w:themeColor="text1" w:themeTint="BF"/>
+                                      <w:kern w:val="24"/>
+                                      <w:szCs w:val="21"/>
+                                    </w:rPr>
+                                    <w:t>展现出卓越性能。</w:t>
                                   </w:r>
                                 </w:p>
                                 <w:p>
@@ -1495,7 +1919,7 @@
                                       <w:kern w:val="24"/>
                                       <w:szCs w:val="21"/>
                                     </w:rPr>
-                                    <w:t>内容：</w:t>
+                                    <w:t>结果：</w:t>
                                   </w:r>
                                   <w:r>
                                     <w:rPr>
@@ -1514,7 +1938,7 @@
                                       <w:kern w:val="24"/>
                                       <w:szCs w:val="21"/>
                                     </w:rPr>
-                                    <w:t>基于约化氨基酸</w:t>
+                                    <w:t>约化氨基酸</w:t>
                                   </w:r>
                                   <w:proofErr w:type="gramEnd"/>
                                   <w:r>
@@ -1524,264 +1948,7 @@
                                       <w:kern w:val="24"/>
                                       <w:szCs w:val="21"/>
                                     </w:rPr>
-                                    <w:t xml:space="preserve">, </w:t>
-                                  </w:r>
-                                  <w:r>
-                                    <w:rPr>
-                                      <w:rFonts w:ascii="Times New Roman" w:eastAsia="宋体" w:hAnsi="Times New Roman" w:cs="Arial" w:hint="eastAsia"/>
-                                      <w:color w:val="404040" w:themeColor="text1" w:themeTint="BF"/>
-                                      <w:kern w:val="24"/>
-                                      <w:szCs w:val="21"/>
-                                    </w:rPr>
-                                    <w:t>构建</w:t>
-                                  </w:r>
-                                  <w:proofErr w:type="spellStart"/>
-                                  <w:r>
-                                    <w:rPr>
-                                      <w:rFonts w:ascii="Times New Roman" w:eastAsia="宋体" w:hAnsi="Times New Roman" w:cs="Arial" w:hint="eastAsia"/>
-                                      <w:color w:val="404040" w:themeColor="text1" w:themeTint="BF"/>
-                                      <w:kern w:val="24"/>
-                                      <w:szCs w:val="21"/>
-                                    </w:rPr>
-                                    <w:t>RFCi</w:t>
-                                  </w:r>
-                                  <w:proofErr w:type="spellEnd"/>
-                                  <w:r>
-                                    <w:rPr>
-                                      <w:rFonts w:ascii="Times New Roman" w:eastAsia="宋体" w:hAnsi="Times New Roman" w:cs="Arial" w:hint="eastAsia"/>
-                                      <w:color w:val="404040" w:themeColor="text1" w:themeTint="BF"/>
-                                      <w:kern w:val="24"/>
-                                      <w:szCs w:val="21"/>
-                                    </w:rPr>
-                                    <w:t xml:space="preserve">, </w:t>
-                                  </w:r>
-                                  <w:proofErr w:type="spellStart"/>
-                                  <w:r>
-                                    <w:rPr>
-                                      <w:rFonts w:ascii="Times New Roman" w:eastAsia="宋体" w:hAnsi="Times New Roman" w:cs="Arial" w:hint="eastAsia"/>
-                                      <w:color w:val="404040" w:themeColor="text1" w:themeTint="BF"/>
-                                      <w:kern w:val="24"/>
-                                      <w:szCs w:val="21"/>
-                                    </w:rPr>
-                                    <w:t>RmiC</w:t>
-                                  </w:r>
-                                  <w:proofErr w:type="spellEnd"/>
-                                  <w:r>
-                                    <w:rPr>
-                                      <w:rFonts w:ascii="Times New Roman" w:eastAsia="宋体" w:hAnsi="Times New Roman" w:cs="Arial" w:hint="eastAsia"/>
-                                      <w:color w:val="404040" w:themeColor="text1" w:themeTint="BF"/>
-                                      <w:kern w:val="24"/>
-                                      <w:szCs w:val="21"/>
-                                    </w:rPr>
-                                    <w:t>, T5</w:t>
-                                  </w:r>
-                                  <w:r>
-                                    <w:rPr>
-                                      <w:rFonts w:ascii="Times New Roman" w:eastAsia="宋体" w:hAnsi="Times New Roman" w:cs="Arial" w:hint="eastAsia"/>
-                                      <w:color w:val="404040" w:themeColor="text1" w:themeTint="BF"/>
-                                      <w:kern w:val="24"/>
-                                      <w:szCs w:val="21"/>
-                                    </w:rPr>
-                                    <w:t>共三个模型，</w:t>
-                                  </w:r>
-                                  <w:r>
-                                    <w:rPr>
-                                      <w:rFonts w:ascii="Times New Roman" w:eastAsia="宋体" w:hAnsi="Times New Roman" w:cs="Arial" w:hint="eastAsia"/>
-                                      <w:color w:val="404040" w:themeColor="text1" w:themeTint="BF"/>
-                                      <w:kern w:val="24"/>
-                                      <w:szCs w:val="21"/>
-                                    </w:rPr>
-                                    <w:t xml:space="preserve"> </w:t>
-                                  </w:r>
-                                  <w:r>
-                                    <w:rPr>
-                                      <w:rFonts w:ascii="Times New Roman" w:eastAsia="宋体" w:hAnsi="Times New Roman" w:cs="Arial" w:hint="eastAsia"/>
-                                      <w:color w:val="404040" w:themeColor="text1" w:themeTint="BF"/>
-                                      <w:kern w:val="24"/>
-                                      <w:szCs w:val="21"/>
-                                    </w:rPr>
-                                    <w:t>在多个蛋白质</w:t>
-                                  </w:r>
-                                  <w:r>
-                                    <w:rPr>
-                                      <w:rFonts w:ascii="Times New Roman" w:eastAsia="宋体" w:hAnsi="Times New Roman" w:cs="Arial" w:hint="eastAsia"/>
-                                      <w:color w:val="404040" w:themeColor="text1" w:themeTint="BF"/>
-                                      <w:kern w:val="24"/>
-                                      <w:szCs w:val="21"/>
-                                    </w:rPr>
-                                    <w:t>-</w:t>
-                                  </w:r>
-                                  <w:r>
-                                    <w:rPr>
-                                      <w:rFonts w:ascii="Times New Roman" w:eastAsia="宋体" w:hAnsi="Times New Roman" w:cs="Arial" w:hint="eastAsia"/>
-                                      <w:color w:val="404040" w:themeColor="text1" w:themeTint="BF"/>
-                                      <w:kern w:val="24"/>
-                                      <w:szCs w:val="21"/>
-                                    </w:rPr>
-                                    <w:t>离子配体数据集训练，</w:t>
-                                  </w:r>
-                                  <w:r>
-                                    <w:rPr>
-                                      <w:rFonts w:ascii="Times New Roman" w:eastAsia="宋体" w:hAnsi="Times New Roman" w:cs="Arial" w:hint="eastAsia"/>
-                                      <w:color w:val="404040" w:themeColor="text1" w:themeTint="BF"/>
-                                      <w:kern w:val="24"/>
-                                      <w:szCs w:val="21"/>
-                                    </w:rPr>
-                                    <w:t xml:space="preserve"> </w:t>
-                                  </w:r>
-                                  <w:r>
-                                    <w:rPr>
-                                      <w:rFonts w:ascii="Times New Roman" w:eastAsia="宋体" w:hAnsi="Times New Roman" w:cs="Arial" w:hint="eastAsia"/>
-                                      <w:color w:val="404040" w:themeColor="text1" w:themeTint="BF"/>
-                                      <w:kern w:val="24"/>
-                                      <w:szCs w:val="21"/>
-                                    </w:rPr>
-                                    <w:t>与</w:t>
-                                  </w:r>
-                                  <w:r>
-                                    <w:rPr>
-                                      <w:rFonts w:ascii="Times New Roman" w:eastAsia="宋体" w:hAnsi="Times New Roman" w:cs="Arial" w:hint="eastAsia"/>
-                                      <w:color w:val="404040" w:themeColor="text1" w:themeTint="BF"/>
-                                      <w:kern w:val="24"/>
-                                      <w:szCs w:val="21"/>
-                                    </w:rPr>
-                                    <w:t xml:space="preserve">MetalNet2, </w:t>
-                                  </w:r>
-                                  <w:proofErr w:type="spellStart"/>
-                                  <w:r>
-                                    <w:rPr>
-                                      <w:rFonts w:ascii="Times New Roman" w:eastAsia="宋体" w:hAnsi="Times New Roman" w:cs="Arial" w:hint="eastAsia"/>
-                                      <w:color w:val="404040" w:themeColor="text1" w:themeTint="BF"/>
-                                      <w:kern w:val="24"/>
-                                      <w:szCs w:val="21"/>
-                                    </w:rPr>
-                                    <w:t>IonCom</w:t>
-                                  </w:r>
-                                  <w:proofErr w:type="spellEnd"/>
-                                  <w:r>
-                                    <w:rPr>
-                                      <w:rFonts w:ascii="Times New Roman" w:eastAsia="宋体" w:hAnsi="Times New Roman" w:cs="Arial" w:hint="eastAsia"/>
-                                      <w:color w:val="404040" w:themeColor="text1" w:themeTint="BF"/>
-                                      <w:kern w:val="24"/>
-                                      <w:szCs w:val="21"/>
-                                    </w:rPr>
-                                    <w:t xml:space="preserve">, </w:t>
-                                  </w:r>
-                                  <w:proofErr w:type="spellStart"/>
-                                  <w:r>
-                                    <w:rPr>
-                                      <w:rFonts w:ascii="Times New Roman" w:eastAsia="宋体" w:hAnsi="Times New Roman" w:cs="Arial" w:hint="eastAsia"/>
-                                      <w:color w:val="404040" w:themeColor="text1" w:themeTint="BF"/>
-                                      <w:kern w:val="24"/>
-                                      <w:szCs w:val="21"/>
-                                    </w:rPr>
-                                    <w:t>Lmetalsite</w:t>
-                                  </w:r>
-                                  <w:proofErr w:type="spellEnd"/>
-                                  <w:r>
-                                    <w:rPr>
-                                      <w:rFonts w:ascii="Times New Roman" w:eastAsia="宋体" w:hAnsi="Times New Roman" w:cs="Arial" w:hint="eastAsia"/>
-                                      <w:color w:val="404040" w:themeColor="text1" w:themeTint="BF"/>
-                                      <w:kern w:val="24"/>
-                                      <w:szCs w:val="21"/>
-                                    </w:rPr>
-                                    <w:t xml:space="preserve">, </w:t>
-                                  </w:r>
-                                  <w:proofErr w:type="spellStart"/>
-                                  <w:r>
-                                    <w:rPr>
-                                      <w:rFonts w:ascii="Times New Roman" w:eastAsia="宋体" w:hAnsi="Times New Roman" w:cs="Arial" w:hint="eastAsia"/>
-                                      <w:color w:val="404040" w:themeColor="text1" w:themeTint="BF"/>
-                                      <w:kern w:val="24"/>
-                                      <w:szCs w:val="21"/>
-                                    </w:rPr>
-                                    <w:t>LABind</w:t>
-                                  </w:r>
-                                  <w:proofErr w:type="spellEnd"/>
-                                  <w:r>
-                                    <w:rPr>
-                                      <w:rFonts w:ascii="Times New Roman" w:eastAsia="宋体" w:hAnsi="Times New Roman" w:cs="Arial" w:hint="eastAsia"/>
-                                      <w:color w:val="404040" w:themeColor="text1" w:themeTint="BF"/>
-                                      <w:kern w:val="24"/>
-                                      <w:szCs w:val="21"/>
-                                    </w:rPr>
-                                    <w:t>模型比较</w:t>
-                                  </w:r>
-                                </w:p>
-                                <w:p>
-                                  <w:pPr>
-                                    <w:spacing w:line="400" w:lineRule="exact"/>
-                                    <w:rPr>
-                                      <w:rFonts w:ascii="Times New Roman" w:eastAsia="宋体" w:hAnsi="Times New Roman" w:cs="Arial"/>
-                                      <w:color w:val="404040" w:themeColor="text1" w:themeTint="BF"/>
-                                      <w:kern w:val="24"/>
-                                      <w:szCs w:val="21"/>
-                                    </w:rPr>
-                                  </w:pPr>
-                                  <w:r>
-                                    <w:rPr>
-                                      <w:rFonts w:ascii="Times New Roman" w:eastAsia="宋体" w:hAnsi="Times New Roman" w:cs="Arial" w:hint="eastAsia"/>
-                                      <w:color w:val="404040" w:themeColor="text1" w:themeTint="BF"/>
-                                      <w:kern w:val="24"/>
-                                      <w:szCs w:val="21"/>
-                                    </w:rPr>
-                                    <w:t>结果：</w:t>
-                                  </w:r>
-                                  <w:r>
-                                    <w:rPr>
-                                      <w:rFonts w:ascii="Times New Roman" w:eastAsia="宋体" w:hAnsi="Times New Roman" w:cs="Arial" w:hint="eastAsia"/>
-                                      <w:color w:val="404040" w:themeColor="text1" w:themeTint="BF"/>
-                                      <w:kern w:val="24"/>
-                                      <w:szCs w:val="21"/>
-                                    </w:rPr>
-                                    <w:t xml:space="preserve"> </w:t>
-                                  </w:r>
-                                  <w:proofErr w:type="gramStart"/>
-                                  <w:r>
-                                    <w:rPr>
-                                      <w:rFonts w:ascii="Times New Roman" w:eastAsia="宋体" w:hAnsi="Times New Roman" w:cs="Arial" w:hint="eastAsia"/>
-                                      <w:color w:val="404040" w:themeColor="text1" w:themeTint="BF"/>
-                                      <w:kern w:val="24"/>
-                                      <w:szCs w:val="21"/>
-                                    </w:rPr>
-                                    <w:t>约化氨基酸</w:t>
-                                  </w:r>
-                                  <w:proofErr w:type="gramEnd"/>
-                                  <w:r>
-                                    <w:rPr>
-                                      <w:rFonts w:ascii="Times New Roman" w:eastAsia="宋体" w:hAnsi="Times New Roman" w:cs="Arial" w:hint="eastAsia"/>
-                                      <w:color w:val="404040" w:themeColor="text1" w:themeTint="BF"/>
-                                      <w:kern w:val="24"/>
-                                      <w:szCs w:val="21"/>
-                                    </w:rPr>
-                                    <w:t>可显著提升模型预测效果，</w:t>
-                                  </w:r>
-                                  <w:r>
-                                    <w:rPr>
-                                      <w:rFonts w:ascii="Times New Roman" w:eastAsia="宋体" w:hAnsi="Times New Roman" w:cs="Arial" w:hint="eastAsia"/>
-                                      <w:color w:val="404040" w:themeColor="text1" w:themeTint="BF"/>
-                                      <w:kern w:val="24"/>
-                                      <w:szCs w:val="21"/>
-                                    </w:rPr>
-                                    <w:t xml:space="preserve"> </w:t>
-                                  </w:r>
-                                  <w:r>
-                                    <w:rPr>
-                                      <w:rFonts w:ascii="Times New Roman" w:eastAsia="宋体" w:hAnsi="Times New Roman" w:cs="Arial" w:hint="eastAsia"/>
-                                      <w:color w:val="404040" w:themeColor="text1" w:themeTint="BF"/>
-                                      <w:kern w:val="24"/>
-                                      <w:szCs w:val="21"/>
-                                    </w:rPr>
-                                    <w:t>并</w:t>
-                                  </w:r>
-                                  <w:r>
-                                    <w:rPr>
-                                      <w:rFonts w:ascii="Times New Roman" w:eastAsia="宋体" w:hAnsi="Times New Roman" w:cs="Arial" w:hint="eastAsia"/>
-                                      <w:color w:val="404040" w:themeColor="text1" w:themeTint="BF"/>
-                                      <w:kern w:val="24"/>
-                                      <w:szCs w:val="21"/>
-                                    </w:rPr>
-                                    <w:t>在多种离子配体上得到验证</w:t>
+                                    <w:t>可显著提升模型预测效果</w:t>
                                   </w:r>
                                 </w:p>
                                 <w:p>
@@ -1901,10 +2068,10 @@
                         <wpg:cNvGrpSpPr/>
                         <wpg:grpSpPr>
                           <a:xfrm>
-                            <a:off x="539751" y="7311257"/>
-                            <a:ext cx="6480174" cy="1831678"/>
-                            <a:chOff x="539751" y="7311257"/>
-                            <a:chExt cx="6480174" cy="1831678"/>
+                            <a:off x="539751" y="7384715"/>
+                            <a:ext cx="6480174" cy="1803241"/>
+                            <a:chOff x="539751" y="7384715"/>
+                            <a:chExt cx="6480174" cy="1803241"/>
                           </a:xfrm>
                         </wpg:grpSpPr>
                         <wpg:grpSp>
@@ -1912,10 +2079,10 @@
                           <wpg:cNvGrpSpPr/>
                           <wpg:grpSpPr>
                             <a:xfrm>
-                              <a:off x="539751" y="7311257"/>
-                              <a:ext cx="6379050" cy="1831678"/>
-                              <a:chOff x="539751" y="7311257"/>
-                              <a:chExt cx="6379050" cy="1831678"/>
+                              <a:off x="539751" y="7384715"/>
+                              <a:ext cx="6384412" cy="1803241"/>
+                              <a:chOff x="539751" y="7384715"/>
+                              <a:chExt cx="6384412" cy="1803241"/>
                             </a:xfrm>
                           </wpg:grpSpPr>
                           <wpg:grpSp>
@@ -1923,9 +2090,9 @@
                             <wpg:cNvGrpSpPr/>
                             <wpg:grpSpPr>
                               <a:xfrm>
-                                <a:off x="539751" y="7311257"/>
+                                <a:off x="539751" y="7384715"/>
                                 <a:ext cx="1511300" cy="487694"/>
-                                <a:chOff x="539751" y="7311257"/>
+                                <a:chOff x="539751" y="7384715"/>
                                 <a:chExt cx="1511300" cy="487694"/>
                               </a:xfrm>
                             </wpg:grpSpPr>
@@ -1934,7 +2101,7 @@
                               <wps:cNvSpPr/>
                               <wps:spPr>
                                 <a:xfrm>
-                                  <a:off x="539751" y="7358167"/>
+                                  <a:off x="539751" y="7443025"/>
                                   <a:ext cx="1511300" cy="409983"/>
                                 </a:xfrm>
                                 <a:custGeom>
@@ -2032,7 +2199,7 @@
                               <wps:cNvSpPr/>
                               <wps:spPr>
                                 <a:xfrm>
-                                  <a:off x="785798" y="7311257"/>
+                                  <a:off x="785798" y="7384715"/>
                                   <a:ext cx="540385" cy="487694"/>
                                 </a:xfrm>
                                 <a:prstGeom prst="rect">
@@ -2075,8 +2242,8 @@
                             <wps:cNvSpPr/>
                             <wps:spPr>
                               <a:xfrm>
-                                <a:off x="750411" y="7781454"/>
-                                <a:ext cx="6168390" cy="1361481"/>
+                                <a:off x="756141" y="7826474"/>
+                                <a:ext cx="6168022" cy="1361482"/>
                               </a:xfrm>
                               <a:prstGeom prst="rect">
                                 <a:avLst/>
@@ -2101,16 +2268,43 @@
                                       <w:kern w:val="24"/>
                                       <w:szCs w:val="21"/>
                                     </w:rPr>
-                                    <w:t>2023-2024</w:t>
-                                  </w:r>
-                                  <w:r>
-                                    <w:rPr>
-                                      <w:rFonts w:ascii="Times New Roman" w:eastAsia="宋体" w:hAnsi="Times New Roman" w:cs="Arial" w:hint="eastAsia"/>
-                                      <w:color w:val="404040" w:themeColor="text1" w:themeTint="BF"/>
-                                      <w:kern w:val="24"/>
-                                      <w:szCs w:val="21"/>
-                                    </w:rPr>
-                                    <w:t>国家励志奖学金</w:t>
+                                    <w:t>20</w:t>
+                                  </w:r>
+                                  <w:r>
+                                    <w:rPr>
+                                      <w:rFonts w:ascii="Times New Roman" w:eastAsia="宋体" w:hAnsi="Times New Roman" w:cs="Arial" w:hint="eastAsia"/>
+                                      <w:color w:val="404040" w:themeColor="text1" w:themeTint="BF"/>
+                                      <w:kern w:val="24"/>
+                                      <w:szCs w:val="21"/>
+                                    </w:rPr>
+                                    <w:t>2</w:t>
+                                  </w:r>
+                                  <w:r>
+                                    <w:rPr>
+                                      <w:rFonts w:ascii="Times New Roman" w:eastAsia="宋体" w:hAnsi="Times New Roman" w:cs="Arial" w:hint="eastAsia"/>
+                                      <w:color w:val="404040" w:themeColor="text1" w:themeTint="BF"/>
+                                      <w:kern w:val="24"/>
+                                      <w:szCs w:val="21"/>
+                                    </w:rPr>
+                                    <w:t>3</w:t>
+                                  </w:r>
+                                  <w:r>
+                                    <w:rPr>
+                                      <w:rFonts w:ascii="Times New Roman" w:eastAsia="宋体" w:hAnsi="Times New Roman" w:cs="Arial" w:hint="eastAsia"/>
+                                      <w:color w:val="404040" w:themeColor="text1" w:themeTint="BF"/>
+                                      <w:kern w:val="24"/>
+                                      <w:szCs w:val="21"/>
+                                    </w:rPr>
+                                    <w:t>一</w:t>
+                                  </w:r>
+                                  <w:r>
+                                    <w:rPr>
+                                      <w:rFonts w:ascii="Times New Roman" w:eastAsia="宋体" w:hAnsi="Times New Roman" w:cs="Arial" w:hint="eastAsia"/>
+                                      <w:color w:val="404040" w:themeColor="text1" w:themeTint="BF"/>
+                                      <w:kern w:val="24"/>
+                                      <w:szCs w:val="21"/>
+                                    </w:rPr>
+                                    <w:t>等本科生学业优秀奖学金</w:t>
                                   </w:r>
                                 </w:p>
                                 <w:p>
@@ -2130,34 +2324,16 @@
                                       <w:kern w:val="24"/>
                                       <w:szCs w:val="21"/>
                                     </w:rPr>
-                                    <w:t>20</w:t>
-                                  </w:r>
-                                  <w:r>
-                                    <w:rPr>
-                                      <w:rFonts w:ascii="Times New Roman" w:eastAsia="宋体" w:hAnsi="Times New Roman" w:cs="Arial" w:hint="eastAsia"/>
-                                      <w:color w:val="404040" w:themeColor="text1" w:themeTint="BF"/>
-                                      <w:kern w:val="24"/>
-                                      <w:szCs w:val="21"/>
-                                    </w:rPr>
-                                    <w:t>24</w:t>
-                                  </w:r>
-                                  <w:r>
-                                    <w:rPr>
-                                      <w:rFonts w:ascii="Times New Roman" w:eastAsia="宋体" w:hAnsi="Times New Roman" w:cs="Arial" w:hint="eastAsia"/>
-                                      <w:color w:val="404040" w:themeColor="text1" w:themeTint="BF"/>
-                                      <w:kern w:val="24"/>
-                                      <w:szCs w:val="21"/>
-                                    </w:rPr>
-                                    <w:t>一</w:t>
-                                  </w:r>
-                                  <w:r>
-                                    <w:rPr>
-                                      <w:rFonts w:ascii="Times New Roman" w:eastAsia="宋体" w:hAnsi="Times New Roman" w:cs="Arial" w:hint="eastAsia"/>
-                                      <w:color w:val="404040" w:themeColor="text1" w:themeTint="BF"/>
-                                      <w:kern w:val="24"/>
-                                      <w:szCs w:val="21"/>
-                                    </w:rPr>
-                                    <w:t>等本科生学业优秀奖学金</w:t>
+                                    <w:t>2023-2024</w:t>
+                                  </w:r>
+                                  <w:r>
+                                    <w:rPr>
+                                      <w:rFonts w:ascii="Times New Roman" w:eastAsia="宋体" w:hAnsi="Times New Roman" w:cs="Arial" w:hint="eastAsia"/>
+                                      <w:color w:val="404040" w:themeColor="text1" w:themeTint="BF"/>
+                                      <w:kern w:val="24"/>
+                                      <w:szCs w:val="21"/>
+                                    </w:rPr>
+                                    <w:t>国家励志奖学金</w:t>
                                   </w:r>
                                 </w:p>
                                 <w:p>
@@ -2177,7 +2353,25 @@
                                       <w:kern w:val="24"/>
                                       <w:szCs w:val="21"/>
                                     </w:rPr>
-                                    <w:t xml:space="preserve">2025 </w:t>
+                                    <w:t>202</w:t>
+                                  </w:r>
+                                  <w:r>
+                                    <w:rPr>
+                                      <w:rFonts w:ascii="Times New Roman" w:eastAsia="宋体" w:hAnsi="Times New Roman" w:cs="Arial" w:hint="eastAsia"/>
+                                      <w:color w:val="404040" w:themeColor="text1" w:themeTint="BF"/>
+                                      <w:kern w:val="24"/>
+                                      <w:szCs w:val="21"/>
+                                    </w:rPr>
+                                    <w:t>4</w:t>
+                                  </w:r>
+                                  <w:r>
+                                    <w:rPr>
+                                      <w:rFonts w:ascii="Times New Roman" w:eastAsia="宋体" w:hAnsi="Times New Roman" w:cs="Arial" w:hint="eastAsia"/>
+                                      <w:color w:val="404040" w:themeColor="text1" w:themeTint="BF"/>
+                                      <w:kern w:val="24"/>
+                                      <w:szCs w:val="21"/>
+                                    </w:rPr>
+                                    <w:t xml:space="preserve"> </w:t>
                                   </w:r>
                                   <w:r>
                                     <w:rPr>
@@ -2206,7 +2400,25 @@
                                       <w:kern w:val="24"/>
                                       <w:szCs w:val="21"/>
                                     </w:rPr>
-                                    <w:t xml:space="preserve">2025 </w:t>
+                                    <w:t>202</w:t>
+                                  </w:r>
+                                  <w:r>
+                                    <w:rPr>
+                                      <w:rFonts w:ascii="Times New Roman" w:eastAsia="宋体" w:hAnsi="Times New Roman" w:cs="Arial" w:hint="eastAsia"/>
+                                      <w:color w:val="404040" w:themeColor="text1" w:themeTint="BF"/>
+                                      <w:kern w:val="24"/>
+                                      <w:szCs w:val="21"/>
+                                    </w:rPr>
+                                    <w:t>4</w:t>
+                                  </w:r>
+                                  <w:r>
+                                    <w:rPr>
+                                      <w:rFonts w:ascii="Times New Roman" w:eastAsia="宋体" w:hAnsi="Times New Roman" w:cs="Arial" w:hint="eastAsia"/>
+                                      <w:color w:val="404040" w:themeColor="text1" w:themeTint="BF"/>
+                                      <w:kern w:val="24"/>
+                                      <w:szCs w:val="21"/>
+                                    </w:rPr>
+                                    <w:t xml:space="preserve"> </w:t>
                                   </w:r>
                                   <w:r>
                                     <w:rPr>
@@ -2286,7 +2498,7 @@
                           <wps:cNvCnPr/>
                           <wps:spPr>
                             <a:xfrm>
-                              <a:off x="2124074" y="7580539"/>
+                              <a:off x="2124074" y="7707513"/>
                               <a:ext cx="4895851" cy="0"/>
                             </a:xfrm>
                             <a:prstGeom prst="line">
@@ -2664,7 +2876,7 @@
                                   <w:pPr>
                                     <w:spacing w:line="400" w:lineRule="exact"/>
                                     <w:rPr>
-                                      <w:rFonts w:ascii="Times New Roman" w:eastAsia="宋体" w:hAnsi="Times New Roman" w:cs="Arial" w:hint="eastAsia"/>
+                                      <w:rFonts w:ascii="Times New Roman" w:eastAsia="宋体" w:hAnsi="Times New Roman" w:cs="Arial"/>
                                     </w:rPr>
                                   </w:pPr>
                                   <w:r>
@@ -3072,7 +3284,25 @@
                                   <w:kern w:val="24"/>
                                   <w:szCs w:val="21"/>
                                 </w:rPr>
-                                <w:t>5/56</w:t>
+                                <w:t>6</w:t>
+                              </w:r>
+                              <w:r>
+                                <w:rPr>
+                                  <w:rFonts w:ascii="Times New Roman" w:eastAsia="宋体" w:hAnsi="Times New Roman" w:cs="Arial" w:hint="eastAsia"/>
+                                  <w:color w:val="404040" w:themeColor="text1" w:themeTint="BF"/>
+                                  <w:kern w:val="24"/>
+                                  <w:szCs w:val="21"/>
+                                </w:rPr>
+                                <w:t>/5</w:t>
+                              </w:r>
+                              <w:r>
+                                <w:rPr>
+                                  <w:rFonts w:ascii="Times New Roman" w:eastAsia="宋体" w:hAnsi="Times New Roman" w:cs="Arial" w:hint="eastAsia"/>
+                                  <w:color w:val="404040" w:themeColor="text1" w:themeTint="BF"/>
+                                  <w:kern w:val="24"/>
+                                  <w:szCs w:val="21"/>
+                                </w:rPr>
+                                <w:t>5</w:t>
                               </w:r>
                             </w:p>
                             <w:p>
@@ -6223,15 +6453,15 @@
           </mc:Choice>
           <mc:Fallback>
             <w:pict>
-              <v:group w14:anchorId="1E6FEB09" id="组合 127" o:spid="_x0000_s1026" style="position:absolute;left:0;text-align:left;margin-left:-92.85pt;margin-top:-75.5pt;width:602.4pt;height:848.6pt;z-index:251846656;mso-width-relative:margin;mso-height-relative:margin" coordorigin=",-858" coordsize="76508,107776" o:gfxdata="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">
+              <v:group w14:anchorId="1E6FEB09" id="组合 127" o:spid="_x0000_s1026" style="position:absolute;left:0;text-align:left;margin-left:-93.25pt;margin-top:-75.5pt;width:602.4pt;height:848.6pt;z-index:251846656;mso-width-relative:margin;mso-height-relative:margin" coordorigin=",-858" coordsize="76508,107776" o:gfxdata="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">
                 <v:rect id="矩形 40" o:spid="_x0000_s1027" style="position:absolute;top:-858;width:76508;height:107776;visibility:visible;mso-wrap-style:square;v-text-anchor:middle" o:gfxdata="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" fillcolor="#deeaf6 [664]" stroked="f" strokeweight="1pt"/>
                 <v:shape id="矩形: 单圆角 41" o:spid="_x0000_s1028" style="position:absolute;left:1524;top:1625;width:74072;height:105293;flip:x;visibility:visible;mso-wrap-style:square;v-text-anchor:middle" coordsize="7407275,10529252" o:gfxdata="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" path="m,l6894099,v283419,,513176,229757,513176,513176l7407275,10529252,,10529252,,xe" fillcolor="white [3212]" stroked="f" strokeweight="1pt">
                   <v:stroke joinstyle="miter"/>
                   <v:shadow on="t" color="black" opacity="2621f" origin=".5,-.5" offset="-1.49672mm,1.49672mm"/>
                   <v:path arrowok="t" o:connecttype="custom" o:connectlocs="0,0;6894099,0;7407275,513176;7407275,10529252;0,10529252;0,0" o:connectangles="0,0,0,0,0,0"/>
                 </v:shape>
-                <v:group id="组合 42" o:spid="_x0000_s1029" style="position:absolute;left:5397;top:20534;width:64802;height:18237" coordorigin="5397,20534" coordsize="64801,18236" o:gfxdata="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">
-                  <v:group id="组合 43" o:spid="_x0000_s1030" style="position:absolute;left:5397;top:20534;width:63641;height:18237" coordorigin="5397,20534" coordsize="63640,18236" o:gfxdata="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">
+                <v:group id="组合 42" o:spid="_x0000_s1029" style="position:absolute;left:5397;top:20534;width:64802;height:18236" coordorigin="5397,20534" coordsize="64801,18235" o:gfxdata="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">
+                  <v:group id="组合 43" o:spid="_x0000_s1030" style="position:absolute;left:5397;top:20534;width:63644;height:18236" coordorigin="5397,20534" coordsize="63643,18235" o:gfxdata="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">
                     <v:group id="组合 44" o:spid="_x0000_s1031" style="position:absolute;left:5397;top:20534;width:15024;height:4877" coordorigin="5397,20534" coordsize="15024,4876" o:gfxdata="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">
                       <v:shape id="任意多边形: 形状 45" o:spid="_x0000_s1032" style="position:absolute;left:5397;top:21061;width:15024;height:4100;visibility:visible;mso-wrap-style:square;v-text-anchor:middle" coordsize="1985488,541807" o:gfxdata="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" path="m,l1985488,,1755659,541807,,541807,,xe" fillcolor="#01518c" stroked="f" strokeweight="1pt">
                         <v:stroke joinstyle="miter"/>
@@ -6267,7 +6497,7 @@
                         </v:textbox>
                       </v:rect>
                     </v:group>
-                    <v:rect id="矩形 47" o:spid="_x0000_s1034" style="position:absolute;left:7354;top:25156;width:61684;height:13615;visibility:visible;mso-wrap-style:square;v-text-anchor:top" o:gfxdata="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" filled="f" stroked="f">
+                    <v:rect id="矩形 47" o:spid="_x0000_s1034" style="position:absolute;left:7354;top:25155;width:61687;height:13615;visibility:visible;mso-wrap-style:square;v-text-anchor:top" o:gfxdata="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" filled="f" stroked="f">
                       <v:textbox style="mso-fit-shape-to-text:t">
                         <w:txbxContent>
                           <w:p>
@@ -6354,6 +6584,33 @@
                                 <w:kern w:val="24"/>
                                 <w:szCs w:val="21"/>
                               </w:rPr>
+                              <w:t>遗传学</w:t>
+                            </w:r>
+                            <w:r>
+                              <w:rPr>
+                                <w:rFonts w:ascii="Times New Roman" w:eastAsia="宋体" w:hAnsi="Times New Roman" w:cs="Arial" w:hint="eastAsia"/>
+                                <w:color w:val="404040" w:themeColor="text1" w:themeTint="BF"/>
+                                <w:kern w:val="24"/>
+                                <w:szCs w:val="21"/>
+                              </w:rPr>
+                              <w:t>，</w:t>
+                            </w:r>
+                            <w:r>
+                              <w:rPr>
+                                <w:rFonts w:ascii="Times New Roman" w:eastAsia="宋体" w:hAnsi="Times New Roman" w:cs="Arial" w:hint="eastAsia"/>
+                                <w:color w:val="404040" w:themeColor="text1" w:themeTint="BF"/>
+                                <w:kern w:val="24"/>
+                                <w:szCs w:val="21"/>
+                              </w:rPr>
+                              <w:t xml:space="preserve"> </w:t>
+                            </w:r>
+                            <w:r>
+                              <w:rPr>
+                                <w:rFonts w:ascii="Times New Roman" w:eastAsia="宋体" w:hAnsi="Times New Roman" w:cs="Arial" w:hint="eastAsia"/>
+                                <w:color w:val="404040" w:themeColor="text1" w:themeTint="BF"/>
+                                <w:kern w:val="24"/>
+                                <w:szCs w:val="21"/>
+                              </w:rPr>
                               <w:t>植物生物学，</w:t>
                             </w:r>
                             <w:r>
@@ -6390,25 +6647,7 @@
                                 <w:kern w:val="24"/>
                                 <w:szCs w:val="21"/>
                               </w:rPr>
-                              <w:t>微生物学，</w:t>
-                            </w:r>
-                            <w:r>
-                              <w:rPr>
-                                <w:rFonts w:ascii="Times New Roman" w:eastAsia="宋体" w:hAnsi="Times New Roman" w:cs="Arial" w:hint="eastAsia"/>
-                                <w:color w:val="404040" w:themeColor="text1" w:themeTint="BF"/>
-                                <w:kern w:val="24"/>
-                                <w:szCs w:val="21"/>
-                              </w:rPr>
-                              <w:t xml:space="preserve"> </w:t>
-                            </w:r>
-                            <w:r>
-                              <w:rPr>
-                                <w:rFonts w:ascii="Times New Roman" w:eastAsia="宋体" w:hAnsi="Times New Roman" w:cs="Arial" w:hint="eastAsia"/>
-                                <w:color w:val="404040" w:themeColor="text1" w:themeTint="BF"/>
-                                <w:kern w:val="24"/>
-                                <w:szCs w:val="21"/>
-                              </w:rPr>
-                              <w:t>遗传学</w:t>
+                              <w:t>微生物学</w:t>
                             </w:r>
                           </w:p>
                           <w:p>
@@ -6444,7 +6683,16 @@
                                 <w:kern w:val="24"/>
                                 <w:szCs w:val="21"/>
                               </w:rPr>
-                              <w:t>生殖生物学，发育生物学，</w:t>
+                              <w:t>生物统计学</w:t>
+                            </w:r>
+                            <w:r>
+                              <w:rPr>
+                                <w:rFonts w:ascii="Times New Roman" w:eastAsia="宋体" w:hAnsi="Times New Roman" w:cs="Arial" w:hint="eastAsia"/>
+                                <w:color w:val="404040" w:themeColor="text1" w:themeTint="BF"/>
+                                <w:kern w:val="24"/>
+                                <w:szCs w:val="21"/>
+                              </w:rPr>
+                              <w:t>，</w:t>
                             </w:r>
                             <w:r>
                               <w:rPr>
@@ -6462,6 +6710,63 @@
                                 <w:kern w:val="24"/>
                                 <w:szCs w:val="21"/>
                               </w:rPr>
+                              <w:t>分子生物学</w:t>
+                            </w:r>
+                            <w:r>
+                              <w:rPr>
+                                <w:rFonts w:ascii="Times New Roman" w:eastAsia="宋体" w:hAnsi="Times New Roman" w:cs="Arial" w:hint="eastAsia"/>
+                              </w:rPr>
+                              <w:t>，</w:t>
+                            </w:r>
+                            <w:r>
+                              <w:rPr>
+                                <w:rFonts w:ascii="Times New Roman" w:eastAsia="宋体" w:hAnsi="Times New Roman" w:cs="Arial" w:hint="eastAsia"/>
+                              </w:rPr>
+                              <w:t xml:space="preserve"> </w:t>
+                            </w:r>
+                            <w:r>
+                              <w:rPr>
+                                <w:rFonts w:ascii="Times New Roman" w:eastAsia="宋体" w:hAnsi="Times New Roman" w:cs="Arial" w:hint="eastAsia"/>
+                                <w:color w:val="404040" w:themeColor="text1" w:themeTint="BF"/>
+                                <w:kern w:val="24"/>
+                                <w:szCs w:val="21"/>
+                              </w:rPr>
+                              <w:t>生殖生物学，</w:t>
+                            </w:r>
+                            <w:r>
+                              <w:rPr>
+                                <w:rFonts w:ascii="Times New Roman" w:eastAsia="宋体" w:hAnsi="Times New Roman" w:cs="Arial" w:hint="eastAsia"/>
+                                <w:color w:val="404040" w:themeColor="text1" w:themeTint="BF"/>
+                                <w:kern w:val="24"/>
+                                <w:szCs w:val="21"/>
+                              </w:rPr>
+                              <w:t xml:space="preserve"> </w:t>
+                            </w:r>
+                            <w:r>
+                              <w:rPr>
+                                <w:rFonts w:ascii="Times New Roman" w:eastAsia="宋体" w:hAnsi="Times New Roman" w:cs="Arial" w:hint="eastAsia"/>
+                                <w:color w:val="404040" w:themeColor="text1" w:themeTint="BF"/>
+                                <w:kern w:val="24"/>
+                                <w:szCs w:val="21"/>
+                              </w:rPr>
+                              <w:t>发育生物学，</w:t>
+                            </w:r>
+                            <w:r>
+                              <w:rPr>
+                                <w:rFonts w:ascii="Times New Roman" w:eastAsia="宋体" w:hAnsi="Times New Roman" w:cs="Arial" w:hint="eastAsia"/>
+                                <w:color w:val="404040" w:themeColor="text1" w:themeTint="BF"/>
+                                <w:kern w:val="24"/>
+                                <w:szCs w:val="21"/>
+                              </w:rPr>
+                              <w:t xml:space="preserve"> </w:t>
+                            </w:r>
+                            <w:r>
+                              <w:rPr>
+                                <w:rFonts w:ascii="Times New Roman" w:eastAsia="宋体" w:hAnsi="Times New Roman" w:cs="Arial" w:hint="eastAsia"/>
+                                <w:color w:val="404040" w:themeColor="text1" w:themeTint="BF"/>
+                                <w:kern w:val="24"/>
+                                <w:szCs w:val="21"/>
+                              </w:rPr>
                               <w:t>植物生理学，</w:t>
                             </w:r>
                             <w:r>
@@ -6498,24 +6803,6 @@
                                 <w:kern w:val="24"/>
                                 <w:szCs w:val="21"/>
                               </w:rPr>
-                              <w:t>生物统计学，</w:t>
-                            </w:r>
-                            <w:r>
-                              <w:rPr>
-                                <w:rFonts w:ascii="Times New Roman" w:eastAsia="宋体" w:hAnsi="Times New Roman" w:cs="Arial" w:hint="eastAsia"/>
-                                <w:color w:val="404040" w:themeColor="text1" w:themeTint="BF"/>
-                                <w:kern w:val="24"/>
-                                <w:szCs w:val="21"/>
-                              </w:rPr>
-                              <w:t xml:space="preserve"> </w:t>
-                            </w:r>
-                            <w:r>
-                              <w:rPr>
-                                <w:rFonts w:ascii="Times New Roman" w:eastAsia="宋体" w:hAnsi="Times New Roman" w:cs="Arial" w:hint="eastAsia"/>
-                                <w:color w:val="404040" w:themeColor="text1" w:themeTint="BF"/>
-                                <w:kern w:val="24"/>
-                                <w:szCs w:val="21"/>
-                              </w:rPr>
                               <w:t>专业外语，</w:t>
                             </w:r>
                             <w:r>
@@ -6525,25 +6812,7 @@
                                 <w:kern w:val="24"/>
                                 <w:szCs w:val="21"/>
                               </w:rPr>
-                              <w:t>大学化学，</w:t>
-                            </w:r>
-                            <w:r>
-                              <w:rPr>
-                                <w:rFonts w:ascii="Times New Roman" w:eastAsia="宋体" w:hAnsi="Times New Roman" w:cs="Arial" w:hint="eastAsia"/>
-                                <w:color w:val="404040" w:themeColor="text1" w:themeTint="BF"/>
-                                <w:kern w:val="24"/>
-                                <w:szCs w:val="21"/>
-                              </w:rPr>
-                              <w:t xml:space="preserve"> </w:t>
-                            </w:r>
-                            <w:r>
-                              <w:rPr>
-                                <w:rFonts w:ascii="Times New Roman" w:eastAsia="宋体" w:hAnsi="Times New Roman" w:cs="Arial" w:hint="eastAsia"/>
-                                <w:color w:val="404040" w:themeColor="text1" w:themeTint="BF"/>
-                                <w:kern w:val="24"/>
-                                <w:szCs w:val="21"/>
-                              </w:rPr>
-                              <w:t>分子生物学</w:t>
+                              <w:t>大学化学</w:t>
                             </w:r>
                           </w:p>
                         </w:txbxContent>
@@ -6687,6 +6956,129 @@
                               </w:rPr>
                               <w:t xml:space="preserve"> </w:t>
                             </w:r>
+                            <w:proofErr w:type="spellStart"/>
+                            <w:r>
+                              <w:rPr>
+                                <w:rFonts w:ascii="Times New Roman" w:eastAsia="宋体" w:hAnsi="Times New Roman" w:cs="Arial" w:hint="eastAsia"/>
+                                <w:color w:val="404040" w:themeColor="text1" w:themeTint="BF"/>
+                                <w:kern w:val="24"/>
+                                <w:szCs w:val="21"/>
+                              </w:rPr>
+                              <w:t>Pymol</w:t>
+                            </w:r>
+                            <w:proofErr w:type="spellEnd"/>
+                            <w:r>
+                              <w:rPr>
+                                <w:rFonts w:ascii="Times New Roman" w:eastAsia="宋体" w:hAnsi="Times New Roman" w:cs="Arial" w:hint="eastAsia"/>
+                                <w:color w:val="404040" w:themeColor="text1" w:themeTint="BF"/>
+                                <w:kern w:val="24"/>
+                                <w:szCs w:val="21"/>
+                              </w:rPr>
+                              <w:t xml:space="preserve">, </w:t>
+                            </w:r>
+                            <w:r>
+                              <w:rPr>
+                                <w:rFonts w:ascii="Times New Roman" w:eastAsia="宋体" w:hAnsi="Times New Roman" w:cs="Arial" w:hint="eastAsia"/>
+                                <w:color w:val="404040" w:themeColor="text1" w:themeTint="BF"/>
+                                <w:kern w:val="24"/>
+                                <w:szCs w:val="21"/>
+                              </w:rPr>
+                              <w:t xml:space="preserve"> </w:t>
+                            </w:r>
+                            <w:r>
+                              <w:rPr>
+                                <w:rFonts w:ascii="Times New Roman" w:eastAsia="宋体" w:hAnsi="Times New Roman" w:cs="Arial" w:hint="eastAsia"/>
+                                <w:color w:val="404040" w:themeColor="text1" w:themeTint="BF"/>
+                                <w:kern w:val="24"/>
+                                <w:szCs w:val="21"/>
+                              </w:rPr>
+                              <w:t>AI</w:t>
+                            </w:r>
+                            <w:r>
+                              <w:rPr>
+                                <w:rFonts w:ascii="Times New Roman" w:eastAsia="宋体" w:hAnsi="Times New Roman" w:cs="Arial" w:hint="eastAsia"/>
+                                <w:color w:val="404040" w:themeColor="text1" w:themeTint="BF"/>
+                                <w:kern w:val="24"/>
+                                <w:szCs w:val="21"/>
+                              </w:rPr>
+                              <w:t>框架</w:t>
+                            </w:r>
+                            <w:r>
+                              <w:rPr>
+                                <w:rFonts w:ascii="Times New Roman" w:eastAsia="宋体" w:hAnsi="Times New Roman" w:cs="Arial" w:hint="eastAsia"/>
+                                <w:color w:val="404040" w:themeColor="text1" w:themeTint="BF"/>
+                                <w:kern w:val="24"/>
+                                <w:szCs w:val="21"/>
+                              </w:rPr>
+                              <w:t>(</w:t>
+                            </w:r>
+                            <w:proofErr w:type="spellStart"/>
+                            <w:r>
+                              <w:rPr>
+                                <w:rFonts w:ascii="Times New Roman" w:eastAsia="宋体" w:hAnsi="Times New Roman" w:cs="Arial" w:hint="eastAsia"/>
+                                <w:color w:val="404040" w:themeColor="text1" w:themeTint="BF"/>
+                                <w:kern w:val="24"/>
+                                <w:szCs w:val="21"/>
+                              </w:rPr>
+                              <w:t>tensorflow</w:t>
+                            </w:r>
+                            <w:proofErr w:type="spellEnd"/>
+                            <w:r>
+                              <w:rPr>
+                                <w:rFonts w:ascii="Times New Roman" w:eastAsia="宋体" w:hAnsi="Times New Roman" w:cs="Arial" w:hint="eastAsia"/>
+                                <w:color w:val="404040" w:themeColor="text1" w:themeTint="BF"/>
+                                <w:kern w:val="24"/>
+                                <w:szCs w:val="21"/>
+                              </w:rPr>
+                              <w:t>，</w:t>
+                            </w:r>
+                            <w:r>
+                              <w:rPr>
+                                <w:rFonts w:ascii="Times New Roman" w:eastAsia="宋体" w:hAnsi="Times New Roman" w:cs="Arial" w:hint="eastAsia"/>
+                                <w:color w:val="404040" w:themeColor="text1" w:themeTint="BF"/>
+                                <w:kern w:val="24"/>
+                                <w:szCs w:val="21"/>
+                              </w:rPr>
+                              <w:t xml:space="preserve"> </w:t>
+                            </w:r>
+                            <w:proofErr w:type="spellStart"/>
+                            <w:r>
+                              <w:rPr>
+                                <w:rFonts w:ascii="Times New Roman" w:eastAsia="宋体" w:hAnsi="Times New Roman" w:cs="Arial" w:hint="eastAsia"/>
+                                <w:color w:val="404040" w:themeColor="text1" w:themeTint="BF"/>
+                                <w:kern w:val="24"/>
+                                <w:szCs w:val="21"/>
+                              </w:rPr>
+                              <w:t>pytorch</w:t>
+                            </w:r>
+                            <w:proofErr w:type="spellEnd"/>
+                            <w:r>
+                              <w:rPr>
+                                <w:rFonts w:ascii="Times New Roman" w:eastAsia="宋体" w:hAnsi="Times New Roman" w:cs="Arial" w:hint="eastAsia"/>
+                                <w:color w:val="404040" w:themeColor="text1" w:themeTint="BF"/>
+                                <w:kern w:val="24"/>
+                                <w:szCs w:val="21"/>
+                              </w:rPr>
+                              <w:t>)</w:t>
+                            </w:r>
+                            <w:r>
+                              <w:rPr>
+                                <w:rFonts w:ascii="Times New Roman" w:eastAsia="宋体" w:hAnsi="Times New Roman" w:cs="Arial" w:hint="eastAsia"/>
+                                <w:color w:val="404040" w:themeColor="text1" w:themeTint="BF"/>
+                                <w:kern w:val="24"/>
+                                <w:szCs w:val="21"/>
+                              </w:rPr>
+                              <w:t>，</w:t>
+                            </w:r>
+                            <w:r>
+                              <w:rPr>
+                                <w:rFonts w:ascii="Times New Roman" w:eastAsia="宋体" w:hAnsi="Times New Roman" w:cs="Arial" w:hint="eastAsia"/>
+                                <w:color w:val="404040" w:themeColor="text1" w:themeTint="BF"/>
+                                <w:kern w:val="24"/>
+                                <w:szCs w:val="21"/>
+                              </w:rPr>
+                              <w:t xml:space="preserve"> </w:t>
+                            </w:r>
                             <w:r>
                               <w:rPr>
                                 <w:rFonts w:ascii="Times New Roman" w:eastAsia="宋体" w:hAnsi="Times New Roman" w:cs="Arial" w:hint="eastAsia"/>
@@ -6713,129 +7105,6 @@
                                 <w:szCs w:val="21"/>
                               </w:rPr>
                               <w:t>分子动力学模拟，</w:t>
-                            </w:r>
-                            <w:r>
-                              <w:rPr>
-                                <w:rFonts w:ascii="Times New Roman" w:eastAsia="宋体" w:hAnsi="Times New Roman" w:cs="Arial" w:hint="eastAsia"/>
-                                <w:color w:val="404040" w:themeColor="text1" w:themeTint="BF"/>
-                                <w:kern w:val="24"/>
-                                <w:szCs w:val="21"/>
-                              </w:rPr>
-                              <w:t xml:space="preserve"> </w:t>
-                            </w:r>
-                            <w:proofErr w:type="spellStart"/>
-                            <w:r>
-                              <w:rPr>
-                                <w:rFonts w:ascii="Times New Roman" w:eastAsia="宋体" w:hAnsi="Times New Roman" w:cs="Arial" w:hint="eastAsia"/>
-                                <w:color w:val="404040" w:themeColor="text1" w:themeTint="BF"/>
-                                <w:kern w:val="24"/>
-                                <w:szCs w:val="21"/>
-                              </w:rPr>
-                              <w:t>Pymol</w:t>
-                            </w:r>
-                            <w:proofErr w:type="spellEnd"/>
-                            <w:r>
-                              <w:rPr>
-                                <w:rFonts w:ascii="Times New Roman" w:eastAsia="宋体" w:hAnsi="Times New Roman" w:cs="Arial" w:hint="eastAsia"/>
-                                <w:color w:val="404040" w:themeColor="text1" w:themeTint="BF"/>
-                                <w:kern w:val="24"/>
-                                <w:szCs w:val="21"/>
-                              </w:rPr>
-                              <w:t xml:space="preserve">, </w:t>
-                            </w:r>
-                            <w:r>
-                              <w:rPr>
-                                <w:rFonts w:ascii="Times New Roman" w:eastAsia="宋体" w:hAnsi="Times New Roman" w:cs="Arial" w:hint="eastAsia"/>
-                                <w:color w:val="404040" w:themeColor="text1" w:themeTint="BF"/>
-                                <w:kern w:val="24"/>
-                                <w:szCs w:val="21"/>
-                              </w:rPr>
-                              <w:t xml:space="preserve"> </w:t>
-                            </w:r>
-                            <w:r>
-                              <w:rPr>
-                                <w:rFonts w:ascii="Times New Roman" w:eastAsia="宋体" w:hAnsi="Times New Roman" w:cs="Arial" w:hint="eastAsia"/>
-                                <w:color w:val="404040" w:themeColor="text1" w:themeTint="BF"/>
-                                <w:kern w:val="24"/>
-                                <w:szCs w:val="21"/>
-                              </w:rPr>
-                              <w:t>AI</w:t>
-                            </w:r>
-                            <w:r>
-                              <w:rPr>
-                                <w:rFonts w:ascii="Times New Roman" w:eastAsia="宋体" w:hAnsi="Times New Roman" w:cs="Arial" w:hint="eastAsia"/>
-                                <w:color w:val="404040" w:themeColor="text1" w:themeTint="BF"/>
-                                <w:kern w:val="24"/>
-                                <w:szCs w:val="21"/>
-                              </w:rPr>
-                              <w:t>框架</w:t>
-                            </w:r>
-                            <w:r>
-                              <w:rPr>
-                                <w:rFonts w:ascii="Times New Roman" w:eastAsia="宋体" w:hAnsi="Times New Roman" w:cs="Arial" w:hint="eastAsia"/>
-                                <w:color w:val="404040" w:themeColor="text1" w:themeTint="BF"/>
-                                <w:kern w:val="24"/>
-                                <w:szCs w:val="21"/>
-                              </w:rPr>
-                              <w:t>(</w:t>
-                            </w:r>
-                            <w:proofErr w:type="spellStart"/>
-                            <w:r>
-                              <w:rPr>
-                                <w:rFonts w:ascii="Times New Roman" w:eastAsia="宋体" w:hAnsi="Times New Roman" w:cs="Arial" w:hint="eastAsia"/>
-                                <w:color w:val="404040" w:themeColor="text1" w:themeTint="BF"/>
-                                <w:kern w:val="24"/>
-                                <w:szCs w:val="21"/>
-                              </w:rPr>
-                              <w:t>tensorflow</w:t>
-                            </w:r>
-                            <w:proofErr w:type="spellEnd"/>
-                            <w:r>
-                              <w:rPr>
-                                <w:rFonts w:ascii="Times New Roman" w:eastAsia="宋体" w:hAnsi="Times New Roman" w:cs="Arial" w:hint="eastAsia"/>
-                                <w:color w:val="404040" w:themeColor="text1" w:themeTint="BF"/>
-                                <w:kern w:val="24"/>
-                                <w:szCs w:val="21"/>
-                              </w:rPr>
-                              <w:t>，</w:t>
-                            </w:r>
-                            <w:r>
-                              <w:rPr>
-                                <w:rFonts w:ascii="Times New Roman" w:eastAsia="宋体" w:hAnsi="Times New Roman" w:cs="Arial" w:hint="eastAsia"/>
-                                <w:color w:val="404040" w:themeColor="text1" w:themeTint="BF"/>
-                                <w:kern w:val="24"/>
-                                <w:szCs w:val="21"/>
-                              </w:rPr>
-                              <w:t xml:space="preserve"> </w:t>
-                            </w:r>
-                            <w:proofErr w:type="spellStart"/>
-                            <w:r>
-                              <w:rPr>
-                                <w:rFonts w:ascii="Times New Roman" w:eastAsia="宋体" w:hAnsi="Times New Roman" w:cs="Arial" w:hint="eastAsia"/>
-                                <w:color w:val="404040" w:themeColor="text1" w:themeTint="BF"/>
-                                <w:kern w:val="24"/>
-                                <w:szCs w:val="21"/>
-                              </w:rPr>
-                              <w:t>pytorch</w:t>
-                            </w:r>
-                            <w:proofErr w:type="spellEnd"/>
-                            <w:r>
-                              <w:rPr>
-                                <w:rFonts w:ascii="Times New Roman" w:eastAsia="宋体" w:hAnsi="Times New Roman" w:cs="Arial" w:hint="eastAsia"/>
-                                <w:color w:val="404040" w:themeColor="text1" w:themeTint="BF"/>
-                                <w:kern w:val="24"/>
-                                <w:szCs w:val="21"/>
-                              </w:rPr>
-                              <w:t>)</w:t>
-                            </w:r>
-                            <w:r>
-                              <w:rPr>
-                                <w:rFonts w:ascii="Times New Roman" w:eastAsia="宋体" w:hAnsi="Times New Roman" w:cs="Arial" w:hint="eastAsia"/>
-                                <w:color w:val="404040" w:themeColor="text1" w:themeTint="BF"/>
-                                <w:kern w:val="24"/>
-                                <w:szCs w:val="21"/>
-                              </w:rPr>
-                              <w:t>，</w:t>
                             </w:r>
                             <w:r>
                               <w:rPr>
@@ -6918,8 +7187,8 @@
                     <v:stroke joinstyle="miter"/>
                   </v:line>
                 </v:group>
-                <v:group id="组合 56" o:spid="_x0000_s1043" style="position:absolute;left:5397;top:50829;width:66572;height:21259" coordorigin="5397,50829" coordsize="66571,21259" o:gfxdata="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">
-                  <v:group id="组合 57" o:spid="_x0000_s1044" style="position:absolute;left:5397;top:50829;width:66572;height:21259" coordorigin="5397,50829" coordsize="66571,21259" o:gfxdata="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">
+                <v:group id="组合 56" o:spid="_x0000_s1043" style="position:absolute;left:5397;top:50829;width:66568;height:23240" coordorigin="5397,50829" coordsize="66568,23239" o:gfxdata="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">
+                  <v:group id="组合 57" o:spid="_x0000_s1044" style="position:absolute;left:5397;top:50829;width:66568;height:23240" coordorigin="5397,50829" coordsize="66568,23239" o:gfxdata="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">
                     <v:group id="组合 58" o:spid="_x0000_s1045" style="position:absolute;left:5397;top:50829;width:15024;height:4877" coordorigin="5397,50829" coordsize="15024,4876" o:gfxdata="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">
                       <v:shape id="任意多边形: 形状 59" o:spid="_x0000_s1046" style="position:absolute;left:5397;top:51182;width:15024;height:4100;visibility:visible;mso-wrap-style:square;v-text-anchor:middle" coordsize="1985488,541807" o:gfxdata="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" path="m,l1985488,,1755659,541807,,541807,,xe" fillcolor="#01518c" stroked="f" strokeweight="1pt">
                         <v:stroke joinstyle="miter"/>
@@ -6967,7 +7236,7 @@
                         </v:textbox>
                       </v:rect>
                     </v:group>
-                    <v:rect id="矩形 61" o:spid="_x0000_s1048" style="position:absolute;left:6881;top:55934;width:65088;height:16154;visibility:visible;mso-wrap-style:square;v-text-anchor:top" o:gfxdata="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" filled="f" stroked="f">
+                    <v:rect id="矩形 61" o:spid="_x0000_s1048" style="position:absolute;left:6881;top:55374;width:65084;height:18695;visibility:visible;mso-wrap-style:square;v-text-anchor:top" o:gfxdata="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" filled="f" stroked="f">
                       <v:textbox style="mso-fit-shape-to-text:t">
                         <w:txbxContent>
                           <w:p>
@@ -7045,7 +7314,7 @@
                                 <w:kern w:val="24"/>
                                 <w:szCs w:val="21"/>
                               </w:rPr>
-                              <w:t>担任角色：</w:t>
+                              <w:t>内容：</w:t>
                             </w:r>
                             <w:r>
                               <w:rPr>
@@ -7063,7 +7332,392 @@
                                 <w:kern w:val="24"/>
                                 <w:szCs w:val="21"/>
                               </w:rPr>
-                              <w:t>共同第一作者</w:t>
+                              <w:t>基于</w:t>
+                            </w:r>
+                            <w:r>
+                              <w:rPr>
+                                <w:rFonts w:ascii="Times New Roman" w:eastAsia="宋体" w:hAnsi="Times New Roman" w:cs="Arial" w:hint="eastAsia"/>
+                                <w:color w:val="404040" w:themeColor="text1" w:themeTint="BF"/>
+                                <w:kern w:val="24"/>
+                                <w:szCs w:val="21"/>
+                              </w:rPr>
+                              <w:t>670</w:t>
+                            </w:r>
+                            <w:r>
+                              <w:rPr>
+                                <w:rFonts w:ascii="Times New Roman" w:eastAsia="宋体" w:hAnsi="Times New Roman" w:cs="Arial" w:hint="eastAsia"/>
+                                <w:color w:val="404040" w:themeColor="text1" w:themeTint="BF"/>
+                                <w:kern w:val="24"/>
+                                <w:szCs w:val="21"/>
+                              </w:rPr>
+                              <w:t>种</w:t>
+                            </w:r>
+                            <w:proofErr w:type="gramStart"/>
+                            <w:r>
+                              <w:rPr>
+                                <w:rFonts w:ascii="Times New Roman" w:eastAsia="宋体" w:hAnsi="Times New Roman" w:cs="Arial" w:hint="eastAsia"/>
+                                <w:color w:val="404040" w:themeColor="text1" w:themeTint="BF"/>
+                                <w:kern w:val="24"/>
+                                <w:szCs w:val="21"/>
+                              </w:rPr>
+                              <w:t>氨基酸</w:t>
+                            </w:r>
+                            <w:r>
+                              <w:rPr>
+                                <w:rFonts w:ascii="Times New Roman" w:eastAsia="宋体" w:hAnsi="Times New Roman" w:cs="Arial" w:hint="eastAsia"/>
+                                <w:color w:val="404040" w:themeColor="text1" w:themeTint="BF"/>
+                                <w:kern w:val="24"/>
+                                <w:szCs w:val="21"/>
+                              </w:rPr>
+                              <w:t>约化方法</w:t>
+                            </w:r>
+                            <w:proofErr w:type="gramEnd"/>
+                            <w:r>
+                              <w:rPr>
+                                <w:rFonts w:ascii="Times New Roman" w:eastAsia="宋体" w:hAnsi="Times New Roman" w:cs="Arial" w:hint="eastAsia"/>
+                                <w:color w:val="404040" w:themeColor="text1" w:themeTint="BF"/>
+                                <w:kern w:val="24"/>
+                                <w:szCs w:val="21"/>
+                              </w:rPr>
+                              <w:t xml:space="preserve">, </w:t>
+                            </w:r>
+                            <w:r>
+                              <w:rPr>
+                                <w:rFonts w:ascii="Times New Roman" w:eastAsia="宋体" w:hAnsi="Times New Roman" w:cs="Arial" w:hint="eastAsia"/>
+                                <w:color w:val="404040" w:themeColor="text1" w:themeTint="BF"/>
+                                <w:kern w:val="24"/>
+                                <w:szCs w:val="21"/>
+                              </w:rPr>
+                              <w:t>机器学习，</w:t>
+                            </w:r>
+                            <w:r>
+                              <w:rPr>
+                                <w:rFonts w:ascii="Times New Roman" w:eastAsia="宋体" w:hAnsi="Times New Roman" w:cs="Arial" w:hint="eastAsia"/>
+                                <w:color w:val="404040" w:themeColor="text1" w:themeTint="BF"/>
+                                <w:kern w:val="24"/>
+                                <w:szCs w:val="21"/>
+                              </w:rPr>
+                              <w:t xml:space="preserve"> </w:t>
+                            </w:r>
+                            <w:r>
+                              <w:rPr>
+                                <w:rFonts w:ascii="Times New Roman" w:eastAsia="宋体" w:hAnsi="Times New Roman" w:cs="Arial" w:hint="eastAsia"/>
+                                <w:color w:val="404040" w:themeColor="text1" w:themeTint="BF"/>
+                                <w:kern w:val="24"/>
+                                <w:szCs w:val="21"/>
+                              </w:rPr>
+                              <w:t>深度学习，</w:t>
+                            </w:r>
+                            <w:r>
+                              <w:rPr>
+                                <w:rFonts w:ascii="Times New Roman" w:eastAsia="宋体" w:hAnsi="Times New Roman" w:cs="Arial" w:hint="eastAsia"/>
+                                <w:color w:val="404040" w:themeColor="text1" w:themeTint="BF"/>
+                                <w:kern w:val="24"/>
+                                <w:szCs w:val="21"/>
+                              </w:rPr>
+                              <w:t xml:space="preserve"> </w:t>
+                            </w:r>
+                            <w:r>
+                              <w:rPr>
+                                <w:rFonts w:ascii="Times New Roman" w:eastAsia="宋体" w:hAnsi="Times New Roman" w:cs="Arial" w:hint="eastAsia"/>
+                                <w:color w:val="404040" w:themeColor="text1" w:themeTint="BF"/>
+                                <w:kern w:val="24"/>
+                                <w:szCs w:val="21"/>
+                              </w:rPr>
+                              <w:t>蛋白质序列和进化特征</w:t>
+                            </w:r>
+                            <w:r>
+                              <w:rPr>
+                                <w:rFonts w:ascii="Times New Roman" w:eastAsia="宋体" w:hAnsi="Times New Roman" w:cs="Arial" w:hint="eastAsia"/>
+                                <w:color w:val="404040" w:themeColor="text1" w:themeTint="BF"/>
+                                <w:kern w:val="24"/>
+                                <w:szCs w:val="21"/>
+                              </w:rPr>
+                              <w:t xml:space="preserve">, </w:t>
+                            </w:r>
+                            <w:r>
+                              <w:rPr>
+                                <w:rFonts w:ascii="Times New Roman" w:eastAsia="宋体" w:hAnsi="Times New Roman" w:cs="Arial" w:hint="eastAsia"/>
+                                <w:color w:val="404040" w:themeColor="text1" w:themeTint="BF"/>
+                                <w:kern w:val="24"/>
+                                <w:szCs w:val="21"/>
+                              </w:rPr>
+                              <w:t>构建</w:t>
+                            </w:r>
+                            <w:proofErr w:type="spellStart"/>
+                            <w:r>
+                              <w:rPr>
+                                <w:rFonts w:ascii="Times New Roman" w:eastAsia="宋体" w:hAnsi="Times New Roman" w:cs="Arial" w:hint="eastAsia"/>
+                                <w:color w:val="404040" w:themeColor="text1" w:themeTint="BF"/>
+                                <w:kern w:val="24"/>
+                                <w:szCs w:val="21"/>
+                              </w:rPr>
+                              <w:t>RFCi</w:t>
+                            </w:r>
+                            <w:proofErr w:type="spellEnd"/>
+                            <w:r>
+                              <w:rPr>
+                                <w:rFonts w:ascii="Times New Roman" w:eastAsia="宋体" w:hAnsi="Times New Roman" w:cs="Arial" w:hint="eastAsia"/>
+                                <w:color w:val="404040" w:themeColor="text1" w:themeTint="BF"/>
+                                <w:kern w:val="24"/>
+                                <w:szCs w:val="21"/>
+                              </w:rPr>
+                              <w:t xml:space="preserve">, </w:t>
+                            </w:r>
+                            <w:proofErr w:type="spellStart"/>
+                            <w:r>
+                              <w:rPr>
+                                <w:rFonts w:ascii="Times New Roman" w:eastAsia="宋体" w:hAnsi="Times New Roman" w:cs="Arial" w:hint="eastAsia"/>
+                                <w:color w:val="404040" w:themeColor="text1" w:themeTint="BF"/>
+                                <w:kern w:val="24"/>
+                                <w:szCs w:val="21"/>
+                              </w:rPr>
+                              <w:t>RmiC</w:t>
+                            </w:r>
+                            <w:proofErr w:type="spellEnd"/>
+                            <w:r>
+                              <w:rPr>
+                                <w:rFonts w:ascii="Times New Roman" w:eastAsia="宋体" w:hAnsi="Times New Roman" w:cs="Arial" w:hint="eastAsia"/>
+                                <w:color w:val="404040" w:themeColor="text1" w:themeTint="BF"/>
+                                <w:kern w:val="24"/>
+                                <w:szCs w:val="21"/>
+                              </w:rPr>
+                              <w:t xml:space="preserve">, </w:t>
+                            </w:r>
+                            <w:proofErr w:type="spellStart"/>
+                            <w:r>
+                              <w:rPr>
+                                <w:rFonts w:ascii="Times New Roman" w:eastAsia="宋体" w:hAnsi="Times New Roman" w:cs="Arial" w:hint="eastAsia"/>
+                                <w:color w:val="404040" w:themeColor="text1" w:themeTint="BF"/>
+                                <w:kern w:val="24"/>
+                                <w:szCs w:val="21"/>
+                              </w:rPr>
+                              <w:t>Rmiscout</w:t>
+                            </w:r>
+                            <w:proofErr w:type="spellEnd"/>
+                            <w:r>
+                              <w:rPr>
+                                <w:rFonts w:ascii="Times New Roman" w:eastAsia="宋体" w:hAnsi="Times New Roman" w:cs="Arial" w:hint="eastAsia"/>
+                                <w:color w:val="404040" w:themeColor="text1" w:themeTint="BF"/>
+                                <w:kern w:val="24"/>
+                                <w:szCs w:val="21"/>
+                              </w:rPr>
+                              <w:t>三个模型，</w:t>
+                            </w:r>
+                            <w:r>
+                              <w:rPr>
+                                <w:rFonts w:ascii="Times New Roman" w:eastAsia="宋体" w:hAnsi="Times New Roman" w:cs="Arial" w:hint="eastAsia"/>
+                                <w:color w:val="404040" w:themeColor="text1" w:themeTint="BF"/>
+                                <w:kern w:val="24"/>
+                                <w:szCs w:val="21"/>
+                              </w:rPr>
+                              <w:t xml:space="preserve"> </w:t>
+                            </w:r>
+                            <w:r>
+                              <w:rPr>
+                                <w:rFonts w:ascii="Times New Roman" w:eastAsia="宋体" w:hAnsi="Times New Roman" w:cs="Arial" w:hint="eastAsia"/>
+                                <w:color w:val="404040" w:themeColor="text1" w:themeTint="BF"/>
+                                <w:kern w:val="24"/>
+                                <w:szCs w:val="21"/>
+                              </w:rPr>
+                              <w:t>在</w:t>
+                            </w:r>
+                            <w:r>
+                              <w:rPr>
+                                <w:rFonts w:ascii="Times New Roman" w:eastAsia="宋体" w:hAnsi="Times New Roman" w:cs="Arial" w:hint="eastAsia"/>
+                                <w:color w:val="404040" w:themeColor="text1" w:themeTint="BF"/>
+                                <w:kern w:val="24"/>
+                                <w:szCs w:val="21"/>
+                              </w:rPr>
+                              <w:t>十种</w:t>
+                            </w:r>
+                            <w:r>
+                              <w:rPr>
+                                <w:rFonts w:ascii="Times New Roman" w:eastAsia="宋体" w:hAnsi="Times New Roman" w:cs="Arial" w:hint="eastAsia"/>
+                                <w:color w:val="404040" w:themeColor="text1" w:themeTint="BF"/>
+                                <w:kern w:val="24"/>
+                                <w:szCs w:val="21"/>
+                              </w:rPr>
+                              <w:t>蛋白质</w:t>
+                            </w:r>
+                            <w:r>
+                              <w:rPr>
+                                <w:rFonts w:ascii="Times New Roman" w:eastAsia="宋体" w:hAnsi="Times New Roman" w:cs="Arial" w:hint="eastAsia"/>
+                                <w:color w:val="404040" w:themeColor="text1" w:themeTint="BF"/>
+                                <w:kern w:val="24"/>
+                                <w:szCs w:val="21"/>
+                              </w:rPr>
+                              <w:t>-</w:t>
+                            </w:r>
+                            <w:r>
+                              <w:rPr>
+                                <w:rFonts w:ascii="Times New Roman" w:eastAsia="宋体" w:hAnsi="Times New Roman" w:cs="Arial" w:hint="eastAsia"/>
+                                <w:color w:val="404040" w:themeColor="text1" w:themeTint="BF"/>
+                                <w:kern w:val="24"/>
+                                <w:szCs w:val="21"/>
+                              </w:rPr>
+                              <w:t>金属</w:t>
+                            </w:r>
+                            <w:r>
+                              <w:rPr>
+                                <w:rFonts w:ascii="Times New Roman" w:eastAsia="宋体" w:hAnsi="Times New Roman" w:cs="Arial" w:hint="eastAsia"/>
+                                <w:color w:val="404040" w:themeColor="text1" w:themeTint="BF"/>
+                                <w:kern w:val="24"/>
+                                <w:szCs w:val="21"/>
+                              </w:rPr>
+                              <w:t>离子配体</w:t>
+                            </w:r>
+                            <w:r>
+                              <w:rPr>
+                                <w:rFonts w:ascii="Times New Roman" w:eastAsia="宋体" w:hAnsi="Times New Roman" w:cs="Arial" w:hint="eastAsia"/>
+                                <w:color w:val="404040" w:themeColor="text1" w:themeTint="BF"/>
+                                <w:kern w:val="24"/>
+                                <w:szCs w:val="21"/>
+                              </w:rPr>
+                              <w:t>及非金属离子配体</w:t>
+                            </w:r>
+                            <w:r>
+                              <w:rPr>
+                                <w:rFonts w:ascii="Times New Roman" w:eastAsia="宋体" w:hAnsi="Times New Roman" w:cs="Arial" w:hint="eastAsia"/>
+                                <w:color w:val="404040" w:themeColor="text1" w:themeTint="BF"/>
+                                <w:kern w:val="24"/>
+                                <w:szCs w:val="21"/>
+                              </w:rPr>
+                              <w:t>数据集训练</w:t>
+                            </w:r>
+                            <w:r>
+                              <w:rPr>
+                                <w:rFonts w:ascii="Times New Roman" w:eastAsia="宋体" w:hAnsi="Times New Roman" w:cs="Arial" w:hint="eastAsia"/>
+                                <w:color w:val="404040" w:themeColor="text1" w:themeTint="BF"/>
+                                <w:kern w:val="24"/>
+                                <w:szCs w:val="21"/>
+                              </w:rPr>
+                              <w:t>并以</w:t>
+                            </w:r>
+                            <w:r>
+                              <w:rPr>
+                                <w:rFonts w:ascii="Times New Roman" w:eastAsia="宋体" w:hAnsi="Times New Roman" w:cs="Arial" w:hint="eastAsia"/>
+                                <w:color w:val="404040" w:themeColor="text1" w:themeTint="BF"/>
+                                <w:kern w:val="24"/>
+                                <w:szCs w:val="21"/>
+                              </w:rPr>
+                              <w:t>AUC-ROC, AUC-PR, ACC, PRE</w:t>
+                            </w:r>
+                            <w:r>
+                              <w:rPr>
+                                <w:rFonts w:ascii="Times New Roman" w:eastAsia="宋体" w:hAnsi="Times New Roman" w:cs="Arial" w:hint="eastAsia"/>
+                                <w:color w:val="404040" w:themeColor="text1" w:themeTint="BF"/>
+                                <w:kern w:val="24"/>
+                                <w:szCs w:val="21"/>
+                              </w:rPr>
+                              <w:t>等经典评估函数验证模型性能。</w:t>
+                            </w:r>
+                            <w:proofErr w:type="spellStart"/>
+                            <w:r>
+                              <w:rPr>
+                                <w:rFonts w:ascii="Times New Roman" w:eastAsia="宋体" w:hAnsi="Times New Roman" w:cs="Arial" w:hint="eastAsia"/>
+                                <w:color w:val="404040" w:themeColor="text1" w:themeTint="BF"/>
+                                <w:kern w:val="24"/>
+                                <w:szCs w:val="21"/>
+                              </w:rPr>
+                              <w:t>Rmiscout</w:t>
+                            </w:r>
+                            <w:proofErr w:type="spellEnd"/>
+                            <w:r>
+                              <w:rPr>
+                                <w:rFonts w:ascii="Times New Roman" w:eastAsia="宋体" w:hAnsi="Times New Roman" w:cs="Arial" w:hint="eastAsia"/>
+                                <w:color w:val="404040" w:themeColor="text1" w:themeTint="BF"/>
+                                <w:kern w:val="24"/>
+                                <w:szCs w:val="21"/>
+                              </w:rPr>
+                              <w:t>在与</w:t>
+                            </w:r>
+                            <w:r>
+                              <w:rPr>
+                                <w:rFonts w:ascii="Times New Roman" w:eastAsia="宋体" w:hAnsi="Times New Roman" w:cs="Arial" w:hint="eastAsia"/>
+                                <w:color w:val="404040" w:themeColor="text1" w:themeTint="BF"/>
+                                <w:kern w:val="24"/>
+                                <w:szCs w:val="21"/>
+                              </w:rPr>
+                              <w:t xml:space="preserve">MetalNet2, </w:t>
+                            </w:r>
+                            <w:proofErr w:type="spellStart"/>
+                            <w:r>
+                              <w:rPr>
+                                <w:rFonts w:ascii="Times New Roman" w:eastAsia="宋体" w:hAnsi="Times New Roman" w:cs="Arial" w:hint="eastAsia"/>
+                                <w:color w:val="404040" w:themeColor="text1" w:themeTint="BF"/>
+                                <w:kern w:val="24"/>
+                                <w:szCs w:val="21"/>
+                              </w:rPr>
+                              <w:t>IonCom</w:t>
+                            </w:r>
+                            <w:proofErr w:type="spellEnd"/>
+                            <w:r>
+                              <w:rPr>
+                                <w:rFonts w:ascii="Times New Roman" w:eastAsia="宋体" w:hAnsi="Times New Roman" w:cs="Arial" w:hint="eastAsia"/>
+                                <w:color w:val="404040" w:themeColor="text1" w:themeTint="BF"/>
+                                <w:kern w:val="24"/>
+                                <w:szCs w:val="21"/>
+                              </w:rPr>
+                              <w:t xml:space="preserve">, </w:t>
+                            </w:r>
+                            <w:proofErr w:type="spellStart"/>
+                            <w:r>
+                              <w:rPr>
+                                <w:rFonts w:ascii="Times New Roman" w:eastAsia="宋体" w:hAnsi="Times New Roman" w:cs="Arial" w:hint="eastAsia"/>
+                                <w:color w:val="404040" w:themeColor="text1" w:themeTint="BF"/>
+                                <w:kern w:val="24"/>
+                                <w:szCs w:val="21"/>
+                              </w:rPr>
+                              <w:t>Lmetalsite</w:t>
+                            </w:r>
+                            <w:proofErr w:type="spellEnd"/>
+                            <w:r>
+                              <w:rPr>
+                                <w:rFonts w:ascii="Times New Roman" w:eastAsia="宋体" w:hAnsi="Times New Roman" w:cs="Arial" w:hint="eastAsia"/>
+                                <w:color w:val="404040" w:themeColor="text1" w:themeTint="BF"/>
+                                <w:kern w:val="24"/>
+                                <w:szCs w:val="21"/>
+                              </w:rPr>
+                              <w:t xml:space="preserve">, </w:t>
+                            </w:r>
+                            <w:proofErr w:type="spellStart"/>
+                            <w:r>
+                              <w:rPr>
+                                <w:rFonts w:ascii="Times New Roman" w:eastAsia="宋体" w:hAnsi="Times New Roman" w:cs="Arial" w:hint="eastAsia"/>
+                                <w:color w:val="404040" w:themeColor="text1" w:themeTint="BF"/>
+                                <w:kern w:val="24"/>
+                                <w:szCs w:val="21"/>
+                              </w:rPr>
+                              <w:t>LABind</w:t>
+                            </w:r>
+                            <w:proofErr w:type="spellEnd"/>
+                            <w:r>
+                              <w:rPr>
+                                <w:rFonts w:ascii="Times New Roman" w:eastAsia="宋体" w:hAnsi="Times New Roman" w:cs="Arial" w:hint="eastAsia"/>
+                                <w:color w:val="404040" w:themeColor="text1" w:themeTint="BF"/>
+                                <w:kern w:val="24"/>
+                                <w:szCs w:val="21"/>
+                              </w:rPr>
+                              <w:t>经典</w:t>
+                            </w:r>
+                            <w:r>
+                              <w:rPr>
+                                <w:rFonts w:ascii="Times New Roman" w:eastAsia="宋体" w:hAnsi="Times New Roman" w:cs="Arial" w:hint="eastAsia"/>
+                                <w:color w:val="404040" w:themeColor="text1" w:themeTint="BF"/>
+                                <w:kern w:val="24"/>
+                                <w:szCs w:val="21"/>
+                              </w:rPr>
+                              <w:t>模型比较</w:t>
+                            </w:r>
+                            <w:r>
+                              <w:rPr>
+                                <w:rFonts w:ascii="Times New Roman" w:eastAsia="宋体" w:hAnsi="Times New Roman" w:cs="Arial" w:hint="eastAsia"/>
+                                <w:color w:val="404040" w:themeColor="text1" w:themeTint="BF"/>
+                                <w:kern w:val="24"/>
+                                <w:szCs w:val="21"/>
+                              </w:rPr>
+                              <w:t>展现出卓越性能。</w:t>
                             </w:r>
                           </w:p>
                           <w:p>
@@ -7083,7 +7737,7 @@
                                 <w:kern w:val="24"/>
                                 <w:szCs w:val="21"/>
                               </w:rPr>
-                              <w:t>内容：</w:t>
+                              <w:t>结果：</w:t>
                             </w:r>
                             <w:r>
                               <w:rPr>
@@ -7102,7 +7756,7 @@
                                 <w:kern w:val="24"/>
                                 <w:szCs w:val="21"/>
                               </w:rPr>
-                              <w:t>基于约化氨基酸</w:t>
+                              <w:t>约化氨基酸</w:t>
                             </w:r>
                             <w:proofErr w:type="gramEnd"/>
                             <w:r>
@@ -7112,264 +7766,7 @@
                                 <w:kern w:val="24"/>
                                 <w:szCs w:val="21"/>
                               </w:rPr>
-                              <w:t xml:space="preserve">, </w:t>
-                            </w:r>
-                            <w:r>
-                              <w:rPr>
-                                <w:rFonts w:ascii="Times New Roman" w:eastAsia="宋体" w:hAnsi="Times New Roman" w:cs="Arial" w:hint="eastAsia"/>
-                                <w:color w:val="404040" w:themeColor="text1" w:themeTint="BF"/>
-                                <w:kern w:val="24"/>
-                                <w:szCs w:val="21"/>
-                              </w:rPr>
-                              <w:t>构建</w:t>
-                            </w:r>
-                            <w:proofErr w:type="spellStart"/>
-                            <w:r>
-                              <w:rPr>
-                                <w:rFonts w:ascii="Times New Roman" w:eastAsia="宋体" w:hAnsi="Times New Roman" w:cs="Arial" w:hint="eastAsia"/>
-                                <w:color w:val="404040" w:themeColor="text1" w:themeTint="BF"/>
-                                <w:kern w:val="24"/>
-                                <w:szCs w:val="21"/>
-                              </w:rPr>
-                              <w:t>RFCi</w:t>
-                            </w:r>
-                            <w:proofErr w:type="spellEnd"/>
-                            <w:r>
-                              <w:rPr>
-                                <w:rFonts w:ascii="Times New Roman" w:eastAsia="宋体" w:hAnsi="Times New Roman" w:cs="Arial" w:hint="eastAsia"/>
-                                <w:color w:val="404040" w:themeColor="text1" w:themeTint="BF"/>
-                                <w:kern w:val="24"/>
-                                <w:szCs w:val="21"/>
-                              </w:rPr>
-                              <w:t xml:space="preserve">, </w:t>
-                            </w:r>
-                            <w:proofErr w:type="spellStart"/>
-                            <w:r>
-                              <w:rPr>
-                                <w:rFonts w:ascii="Times New Roman" w:eastAsia="宋体" w:hAnsi="Times New Roman" w:cs="Arial" w:hint="eastAsia"/>
-                                <w:color w:val="404040" w:themeColor="text1" w:themeTint="BF"/>
-                                <w:kern w:val="24"/>
-                                <w:szCs w:val="21"/>
-                              </w:rPr>
-                              <w:t>RmiC</w:t>
-                            </w:r>
-                            <w:proofErr w:type="spellEnd"/>
-                            <w:r>
-                              <w:rPr>
-                                <w:rFonts w:ascii="Times New Roman" w:eastAsia="宋体" w:hAnsi="Times New Roman" w:cs="Arial" w:hint="eastAsia"/>
-                                <w:color w:val="404040" w:themeColor="text1" w:themeTint="BF"/>
-                                <w:kern w:val="24"/>
-                                <w:szCs w:val="21"/>
-                              </w:rPr>
-                              <w:t>, T5</w:t>
-                            </w:r>
-                            <w:r>
-                              <w:rPr>
-                                <w:rFonts w:ascii="Times New Roman" w:eastAsia="宋体" w:hAnsi="Times New Roman" w:cs="Arial" w:hint="eastAsia"/>
-                                <w:color w:val="404040" w:themeColor="text1" w:themeTint="BF"/>
-                                <w:kern w:val="24"/>
-                                <w:szCs w:val="21"/>
-                              </w:rPr>
-                              <w:t>共三个模型，</w:t>
-                            </w:r>
-                            <w:r>
-                              <w:rPr>
-                                <w:rFonts w:ascii="Times New Roman" w:eastAsia="宋体" w:hAnsi="Times New Roman" w:cs="Arial" w:hint="eastAsia"/>
-                                <w:color w:val="404040" w:themeColor="text1" w:themeTint="BF"/>
-                                <w:kern w:val="24"/>
-                                <w:szCs w:val="21"/>
-                              </w:rPr>
-                              <w:t xml:space="preserve"> </w:t>
-                            </w:r>
-                            <w:r>
-                              <w:rPr>
-                                <w:rFonts w:ascii="Times New Roman" w:eastAsia="宋体" w:hAnsi="Times New Roman" w:cs="Arial" w:hint="eastAsia"/>
-                                <w:color w:val="404040" w:themeColor="text1" w:themeTint="BF"/>
-                                <w:kern w:val="24"/>
-                                <w:szCs w:val="21"/>
-                              </w:rPr>
-                              <w:t>在多个蛋白质</w:t>
-                            </w:r>
-                            <w:r>
-                              <w:rPr>
-                                <w:rFonts w:ascii="Times New Roman" w:eastAsia="宋体" w:hAnsi="Times New Roman" w:cs="Arial" w:hint="eastAsia"/>
-                                <w:color w:val="404040" w:themeColor="text1" w:themeTint="BF"/>
-                                <w:kern w:val="24"/>
-                                <w:szCs w:val="21"/>
-                              </w:rPr>
-                              <w:t>-</w:t>
-                            </w:r>
-                            <w:r>
-                              <w:rPr>
-                                <w:rFonts w:ascii="Times New Roman" w:eastAsia="宋体" w:hAnsi="Times New Roman" w:cs="Arial" w:hint="eastAsia"/>
-                                <w:color w:val="404040" w:themeColor="text1" w:themeTint="BF"/>
-                                <w:kern w:val="24"/>
-                                <w:szCs w:val="21"/>
-                              </w:rPr>
-                              <w:t>离子配体数据集训练，</w:t>
-                            </w:r>
-                            <w:r>
-                              <w:rPr>
-                                <w:rFonts w:ascii="Times New Roman" w:eastAsia="宋体" w:hAnsi="Times New Roman" w:cs="Arial" w:hint="eastAsia"/>
-                                <w:color w:val="404040" w:themeColor="text1" w:themeTint="BF"/>
-                                <w:kern w:val="24"/>
-                                <w:szCs w:val="21"/>
-                              </w:rPr>
-                              <w:t xml:space="preserve"> </w:t>
-                            </w:r>
-                            <w:r>
-                              <w:rPr>
-                                <w:rFonts w:ascii="Times New Roman" w:eastAsia="宋体" w:hAnsi="Times New Roman" w:cs="Arial" w:hint="eastAsia"/>
-                                <w:color w:val="404040" w:themeColor="text1" w:themeTint="BF"/>
-                                <w:kern w:val="24"/>
-                                <w:szCs w:val="21"/>
-                              </w:rPr>
-                              <w:t>与</w:t>
-                            </w:r>
-                            <w:r>
-                              <w:rPr>
-                                <w:rFonts w:ascii="Times New Roman" w:eastAsia="宋体" w:hAnsi="Times New Roman" w:cs="Arial" w:hint="eastAsia"/>
-                                <w:color w:val="404040" w:themeColor="text1" w:themeTint="BF"/>
-                                <w:kern w:val="24"/>
-                                <w:szCs w:val="21"/>
-                              </w:rPr>
-                              <w:t xml:space="preserve">MetalNet2, </w:t>
-                            </w:r>
-                            <w:proofErr w:type="spellStart"/>
-                            <w:r>
-                              <w:rPr>
-                                <w:rFonts w:ascii="Times New Roman" w:eastAsia="宋体" w:hAnsi="Times New Roman" w:cs="Arial" w:hint="eastAsia"/>
-                                <w:color w:val="404040" w:themeColor="text1" w:themeTint="BF"/>
-                                <w:kern w:val="24"/>
-                                <w:szCs w:val="21"/>
-                              </w:rPr>
-                              <w:t>IonCom</w:t>
-                            </w:r>
-                            <w:proofErr w:type="spellEnd"/>
-                            <w:r>
-                              <w:rPr>
-                                <w:rFonts w:ascii="Times New Roman" w:eastAsia="宋体" w:hAnsi="Times New Roman" w:cs="Arial" w:hint="eastAsia"/>
-                                <w:color w:val="404040" w:themeColor="text1" w:themeTint="BF"/>
-                                <w:kern w:val="24"/>
-                                <w:szCs w:val="21"/>
-                              </w:rPr>
-                              <w:t xml:space="preserve">, </w:t>
-                            </w:r>
-                            <w:proofErr w:type="spellStart"/>
-                            <w:r>
-                              <w:rPr>
-                                <w:rFonts w:ascii="Times New Roman" w:eastAsia="宋体" w:hAnsi="Times New Roman" w:cs="Arial" w:hint="eastAsia"/>
-                                <w:color w:val="404040" w:themeColor="text1" w:themeTint="BF"/>
-                                <w:kern w:val="24"/>
-                                <w:szCs w:val="21"/>
-                              </w:rPr>
-                              <w:t>Lmetalsite</w:t>
-                            </w:r>
-                            <w:proofErr w:type="spellEnd"/>
-                            <w:r>
-                              <w:rPr>
-                                <w:rFonts w:ascii="Times New Roman" w:eastAsia="宋体" w:hAnsi="Times New Roman" w:cs="Arial" w:hint="eastAsia"/>
-                                <w:color w:val="404040" w:themeColor="text1" w:themeTint="BF"/>
-                                <w:kern w:val="24"/>
-                                <w:szCs w:val="21"/>
-                              </w:rPr>
-                              <w:t xml:space="preserve">, </w:t>
-                            </w:r>
-                            <w:proofErr w:type="spellStart"/>
-                            <w:r>
-                              <w:rPr>
-                                <w:rFonts w:ascii="Times New Roman" w:eastAsia="宋体" w:hAnsi="Times New Roman" w:cs="Arial" w:hint="eastAsia"/>
-                                <w:color w:val="404040" w:themeColor="text1" w:themeTint="BF"/>
-                                <w:kern w:val="24"/>
-                                <w:szCs w:val="21"/>
-                              </w:rPr>
-                              <w:t>LABind</w:t>
-                            </w:r>
-                            <w:proofErr w:type="spellEnd"/>
-                            <w:r>
-                              <w:rPr>
-                                <w:rFonts w:ascii="Times New Roman" w:eastAsia="宋体" w:hAnsi="Times New Roman" w:cs="Arial" w:hint="eastAsia"/>
-                                <w:color w:val="404040" w:themeColor="text1" w:themeTint="BF"/>
-                                <w:kern w:val="24"/>
-                                <w:szCs w:val="21"/>
-                              </w:rPr>
-                              <w:t>模型比较</w:t>
-                            </w:r>
-                          </w:p>
-                          <w:p>
-                            <w:pPr>
-                              <w:spacing w:line="400" w:lineRule="exact"/>
-                              <w:rPr>
-                                <w:rFonts w:ascii="Times New Roman" w:eastAsia="宋体" w:hAnsi="Times New Roman" w:cs="Arial"/>
-                                <w:color w:val="404040" w:themeColor="text1" w:themeTint="BF"/>
-                                <w:kern w:val="24"/>
-                                <w:szCs w:val="21"/>
-                              </w:rPr>
-                            </w:pPr>
-                            <w:r>
-                              <w:rPr>
-                                <w:rFonts w:ascii="Times New Roman" w:eastAsia="宋体" w:hAnsi="Times New Roman" w:cs="Arial" w:hint="eastAsia"/>
-                                <w:color w:val="404040" w:themeColor="text1" w:themeTint="BF"/>
-                                <w:kern w:val="24"/>
-                                <w:szCs w:val="21"/>
-                              </w:rPr>
-                              <w:t>结果：</w:t>
-                            </w:r>
-                            <w:r>
-                              <w:rPr>
-                                <w:rFonts w:ascii="Times New Roman" w:eastAsia="宋体" w:hAnsi="Times New Roman" w:cs="Arial" w:hint="eastAsia"/>
-                                <w:color w:val="404040" w:themeColor="text1" w:themeTint="BF"/>
-                                <w:kern w:val="24"/>
-                                <w:szCs w:val="21"/>
-                              </w:rPr>
-                              <w:t xml:space="preserve"> </w:t>
-                            </w:r>
-                            <w:proofErr w:type="gramStart"/>
-                            <w:r>
-                              <w:rPr>
-                                <w:rFonts w:ascii="Times New Roman" w:eastAsia="宋体" w:hAnsi="Times New Roman" w:cs="Arial" w:hint="eastAsia"/>
-                                <w:color w:val="404040" w:themeColor="text1" w:themeTint="BF"/>
-                                <w:kern w:val="24"/>
-                                <w:szCs w:val="21"/>
-                              </w:rPr>
-                              <w:t>约化氨基酸</w:t>
-                            </w:r>
-                            <w:proofErr w:type="gramEnd"/>
-                            <w:r>
-                              <w:rPr>
-                                <w:rFonts w:ascii="Times New Roman" w:eastAsia="宋体" w:hAnsi="Times New Roman" w:cs="Arial" w:hint="eastAsia"/>
-                                <w:color w:val="404040" w:themeColor="text1" w:themeTint="BF"/>
-                                <w:kern w:val="24"/>
-                                <w:szCs w:val="21"/>
-                              </w:rPr>
-                              <w:t>可显著提升模型预测效果，</w:t>
-                            </w:r>
-                            <w:r>
-                              <w:rPr>
-                                <w:rFonts w:ascii="Times New Roman" w:eastAsia="宋体" w:hAnsi="Times New Roman" w:cs="Arial" w:hint="eastAsia"/>
-                                <w:color w:val="404040" w:themeColor="text1" w:themeTint="BF"/>
-                                <w:kern w:val="24"/>
-                                <w:szCs w:val="21"/>
-                              </w:rPr>
-                              <w:t xml:space="preserve"> </w:t>
-                            </w:r>
-                            <w:r>
-                              <w:rPr>
-                                <w:rFonts w:ascii="Times New Roman" w:eastAsia="宋体" w:hAnsi="Times New Roman" w:cs="Arial" w:hint="eastAsia"/>
-                                <w:color w:val="404040" w:themeColor="text1" w:themeTint="BF"/>
-                                <w:kern w:val="24"/>
-                                <w:szCs w:val="21"/>
-                              </w:rPr>
-                              <w:t>并</w:t>
-                            </w:r>
-                            <w:r>
-                              <w:rPr>
-                                <w:rFonts w:ascii="Times New Roman" w:eastAsia="宋体" w:hAnsi="Times New Roman" w:cs="Arial" w:hint="eastAsia"/>
-                                <w:color w:val="404040" w:themeColor="text1" w:themeTint="BF"/>
-                                <w:kern w:val="24"/>
-                                <w:szCs w:val="21"/>
-                              </w:rPr>
-                              <w:t>在多种离子配体上得到验证</w:t>
+                              <w:t>可显著提升模型预测效果</w:t>
                             </w:r>
                           </w:p>
                           <w:p>
@@ -7451,15 +7848,15 @@
                     <v:stroke joinstyle="miter"/>
                   </v:line>
                 </v:group>
-                <v:group id="组合 63" o:spid="_x0000_s1050" style="position:absolute;left:5397;top:73112;width:64802;height:18317" coordorigin="5397,73112" coordsize="64801,18316" o:gfxdata="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">
-                  <v:group id="组合 64" o:spid="_x0000_s1051" style="position:absolute;left:5397;top:73112;width:63791;height:18317" coordorigin="5397,73112" coordsize="63790,18316" o:gfxdata="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">
-                    <v:group id="组合 65" o:spid="_x0000_s1052" style="position:absolute;left:5397;top:73112;width:15113;height:4877" coordorigin="5397,73112" coordsize="15113,4876" o:gfxdata="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">
-                      <v:shape id="任意多边形: 形状 66" o:spid="_x0000_s1053" style="position:absolute;left:5397;top:73581;width:15113;height:4100;visibility:visible;mso-wrap-style:square;v-text-anchor:middle" coordsize="1985488,541807" o:gfxdata="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" path="m,l1985488,,1755659,541807,,541807,,xe" fillcolor="#01518c" stroked="f" strokeweight="1pt">
+                <v:group id="组合 63" o:spid="_x0000_s1050" style="position:absolute;left:5397;top:73847;width:64802;height:18032" coordorigin="5397,73847" coordsize="64801,18032" o:gfxdata="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">
+                  <v:group id="组合 64" o:spid="_x0000_s1051" style="position:absolute;left:5397;top:73847;width:63844;height:18032" coordorigin="5397,73847" coordsize="63844,18032" o:gfxdata="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">
+                    <v:group id="组合 65" o:spid="_x0000_s1052" style="position:absolute;left:5397;top:73847;width:15113;height:4877" coordorigin="5397,73847" coordsize="15113,4876" o:gfxdata="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">
+                      <v:shape id="任意多边形: 形状 66" o:spid="_x0000_s1053" style="position:absolute;left:5397;top:74430;width:15113;height:4100;visibility:visible;mso-wrap-style:square;v-text-anchor:middle" coordsize="1985488,541807" o:gfxdata="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" path="m,l1985488,,1755659,541807,,541807,,xe" fillcolor="#01518c" stroked="f" strokeweight="1pt">
                         <v:stroke joinstyle="miter"/>
                         <v:shadow on="t" color="black" opacity="8519f" origin="-.5,-.5" offset="1.99561mm,1.99561mm"/>
                         <v:path arrowok="t" o:connecttype="custom" o:connectlocs="0,0;1511300,0;1336360,409983;0,409983;0,0" o:connectangles="0,0,0,0,0"/>
                       </v:shape>
-                      <v:rect id="矩形 67" o:spid="_x0000_s1054" style="position:absolute;left:7857;top:73112;width:5404;height:4877;visibility:visible;mso-wrap-style:none;v-text-anchor:top" o:gfxdata="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" filled="f" stroked="f">
+                      <v:rect id="矩形 67" o:spid="_x0000_s1054" style="position:absolute;left:7857;top:73847;width:5404;height:4877;visibility:visible;mso-wrap-style:none;v-text-anchor:top" o:gfxdata="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" filled="f" stroked="f">
                         <v:textbox style="mso-fit-shape-to-text:t">
                           <w:txbxContent>
                             <w:p>
@@ -7488,7 +7885,7 @@
                         </v:textbox>
                       </v:rect>
                     </v:group>
-                    <v:rect id="矩形 68" o:spid="_x0000_s1055" style="position:absolute;left:7504;top:77814;width:61684;height:13615;visibility:visible;mso-wrap-style:square;v-text-anchor:top" o:gfxdata="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" filled="f" stroked="f">
+                    <v:rect id="矩形 68" o:spid="_x0000_s1055" style="position:absolute;left:7561;top:78264;width:61680;height:13615;visibility:visible;mso-wrap-style:square;v-text-anchor:top" o:gfxdata="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" filled="f" stroked="f">
                       <v:textbox style="mso-fit-shape-to-text:t">
                         <w:txbxContent>
                           <w:p>
@@ -7508,16 +7905,43 @@
                                 <w:kern w:val="24"/>
                                 <w:szCs w:val="21"/>
                               </w:rPr>
-                              <w:t>2023-2024</w:t>
-                            </w:r>
-                            <w:r>
-                              <w:rPr>
-                                <w:rFonts w:ascii="Times New Roman" w:eastAsia="宋体" w:hAnsi="Times New Roman" w:cs="Arial" w:hint="eastAsia"/>
-                                <w:color w:val="404040" w:themeColor="text1" w:themeTint="BF"/>
-                                <w:kern w:val="24"/>
-                                <w:szCs w:val="21"/>
-                              </w:rPr>
-                              <w:t>国家励志奖学金</w:t>
+                              <w:t>20</w:t>
+                            </w:r>
+                            <w:r>
+                              <w:rPr>
+                                <w:rFonts w:ascii="Times New Roman" w:eastAsia="宋体" w:hAnsi="Times New Roman" w:cs="Arial" w:hint="eastAsia"/>
+                                <w:color w:val="404040" w:themeColor="text1" w:themeTint="BF"/>
+                                <w:kern w:val="24"/>
+                                <w:szCs w:val="21"/>
+                              </w:rPr>
+                              <w:t>2</w:t>
+                            </w:r>
+                            <w:r>
+                              <w:rPr>
+                                <w:rFonts w:ascii="Times New Roman" w:eastAsia="宋体" w:hAnsi="Times New Roman" w:cs="Arial" w:hint="eastAsia"/>
+                                <w:color w:val="404040" w:themeColor="text1" w:themeTint="BF"/>
+                                <w:kern w:val="24"/>
+                                <w:szCs w:val="21"/>
+                              </w:rPr>
+                              <w:t>3</w:t>
+                            </w:r>
+                            <w:r>
+                              <w:rPr>
+                                <w:rFonts w:ascii="Times New Roman" w:eastAsia="宋体" w:hAnsi="Times New Roman" w:cs="Arial" w:hint="eastAsia"/>
+                                <w:color w:val="404040" w:themeColor="text1" w:themeTint="BF"/>
+                                <w:kern w:val="24"/>
+                                <w:szCs w:val="21"/>
+                              </w:rPr>
+                              <w:t>一</w:t>
+                            </w:r>
+                            <w:r>
+                              <w:rPr>
+                                <w:rFonts w:ascii="Times New Roman" w:eastAsia="宋体" w:hAnsi="Times New Roman" w:cs="Arial" w:hint="eastAsia"/>
+                                <w:color w:val="404040" w:themeColor="text1" w:themeTint="BF"/>
+                                <w:kern w:val="24"/>
+                                <w:szCs w:val="21"/>
+                              </w:rPr>
+                              <w:t>等本科生学业优秀奖学金</w:t>
                             </w:r>
                           </w:p>
                           <w:p>
@@ -7537,34 +7961,16 @@
                                 <w:kern w:val="24"/>
                                 <w:szCs w:val="21"/>
                               </w:rPr>
-                              <w:t>20</w:t>
-                            </w:r>
-                            <w:r>
-                              <w:rPr>
-                                <w:rFonts w:ascii="Times New Roman" w:eastAsia="宋体" w:hAnsi="Times New Roman" w:cs="Arial" w:hint="eastAsia"/>
-                                <w:color w:val="404040" w:themeColor="text1" w:themeTint="BF"/>
-                                <w:kern w:val="24"/>
-                                <w:szCs w:val="21"/>
-                              </w:rPr>
-                              <w:t>24</w:t>
-                            </w:r>
-                            <w:r>
-                              <w:rPr>
-                                <w:rFonts w:ascii="Times New Roman" w:eastAsia="宋体" w:hAnsi="Times New Roman" w:cs="Arial" w:hint="eastAsia"/>
-                                <w:color w:val="404040" w:themeColor="text1" w:themeTint="BF"/>
-                                <w:kern w:val="24"/>
-                                <w:szCs w:val="21"/>
-                              </w:rPr>
-                              <w:t>一</w:t>
-                            </w:r>
-                            <w:r>
-                              <w:rPr>
-                                <w:rFonts w:ascii="Times New Roman" w:eastAsia="宋体" w:hAnsi="Times New Roman" w:cs="Arial" w:hint="eastAsia"/>
-                                <w:color w:val="404040" w:themeColor="text1" w:themeTint="BF"/>
-                                <w:kern w:val="24"/>
-                                <w:szCs w:val="21"/>
-                              </w:rPr>
-                              <w:t>等本科生学业优秀奖学金</w:t>
+                              <w:t>2023-2024</w:t>
+                            </w:r>
+                            <w:r>
+                              <w:rPr>
+                                <w:rFonts w:ascii="Times New Roman" w:eastAsia="宋体" w:hAnsi="Times New Roman" w:cs="Arial" w:hint="eastAsia"/>
+                                <w:color w:val="404040" w:themeColor="text1" w:themeTint="BF"/>
+                                <w:kern w:val="24"/>
+                                <w:szCs w:val="21"/>
+                              </w:rPr>
+                              <w:t>国家励志奖学金</w:t>
                             </w:r>
                           </w:p>
                           <w:p>
@@ -7584,7 +7990,25 @@
                                 <w:kern w:val="24"/>
                                 <w:szCs w:val="21"/>
                               </w:rPr>
-                              <w:t xml:space="preserve">2025 </w:t>
+                              <w:t>202</w:t>
+                            </w:r>
+                            <w:r>
+                              <w:rPr>
+                                <w:rFonts w:ascii="Times New Roman" w:eastAsia="宋体" w:hAnsi="Times New Roman" w:cs="Arial" w:hint="eastAsia"/>
+                                <w:color w:val="404040" w:themeColor="text1" w:themeTint="BF"/>
+                                <w:kern w:val="24"/>
+                                <w:szCs w:val="21"/>
+                              </w:rPr>
+                              <w:t>4</w:t>
+                            </w:r>
+                            <w:r>
+                              <w:rPr>
+                                <w:rFonts w:ascii="Times New Roman" w:eastAsia="宋体" w:hAnsi="Times New Roman" w:cs="Arial" w:hint="eastAsia"/>
+                                <w:color w:val="404040" w:themeColor="text1" w:themeTint="BF"/>
+                                <w:kern w:val="24"/>
+                                <w:szCs w:val="21"/>
+                              </w:rPr>
+                              <w:t xml:space="preserve"> </w:t>
                             </w:r>
                             <w:r>
                               <w:rPr>
@@ -7613,7 +8037,25 @@
                                 <w:kern w:val="24"/>
                                 <w:szCs w:val="21"/>
                               </w:rPr>
-                              <w:t xml:space="preserve">2025 </w:t>
+                              <w:t>202</w:t>
+                            </w:r>
+                            <w:r>
+                              <w:rPr>
+                                <w:rFonts w:ascii="Times New Roman" w:eastAsia="宋体" w:hAnsi="Times New Roman" w:cs="Arial" w:hint="eastAsia"/>
+                                <w:color w:val="404040" w:themeColor="text1" w:themeTint="BF"/>
+                                <w:kern w:val="24"/>
+                                <w:szCs w:val="21"/>
+                              </w:rPr>
+                              <w:t>4</w:t>
+                            </w:r>
+                            <w:r>
+                              <w:rPr>
+                                <w:rFonts w:ascii="Times New Roman" w:eastAsia="宋体" w:hAnsi="Times New Roman" w:cs="Arial" w:hint="eastAsia"/>
+                                <w:color w:val="404040" w:themeColor="text1" w:themeTint="BF"/>
+                                <w:kern w:val="24"/>
+                                <w:szCs w:val="21"/>
+                              </w:rPr>
+                              <w:t xml:space="preserve"> </w:t>
                             </w:r>
                             <w:r>
                               <w:rPr>
@@ -7685,7 +8127,7 @@
                       </v:textbox>
                     </v:rect>
                   </v:group>
-                  <v:line id="直接连接符 69" o:spid="_x0000_s1056" style="position:absolute;visibility:visible;mso-wrap-style:square" from="21240,75805" to="70199,75805" o:connectortype="straight" o:gfxdata="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" strokecolor="#01518c" strokeweight="1pt">
+                  <v:line id="直接连接符 69" o:spid="_x0000_s1056" style="position:absolute;visibility:visible;mso-wrap-style:square" from="21240,77075" to="70199,77075" o:connectortype="straight" o:gfxdata="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" strokecolor="#01518c" strokeweight="1pt">
                     <v:stroke joinstyle="miter"/>
                   </v:line>
                 </v:group>
@@ -7890,7 +8332,7 @@
                             <w:pPr>
                               <w:spacing w:line="400" w:lineRule="exact"/>
                               <w:rPr>
-                                <w:rFonts w:ascii="Times New Roman" w:eastAsia="宋体" w:hAnsi="Times New Roman" w:cs="Arial" w:hint="eastAsia"/>
+                                <w:rFonts w:ascii="Times New Roman" w:eastAsia="宋体" w:hAnsi="Times New Roman" w:cs="Arial"/>
                               </w:rPr>
                             </w:pPr>
                             <w:r>
@@ -8240,7 +8682,25 @@
                             <w:kern w:val="24"/>
                             <w:szCs w:val="21"/>
                           </w:rPr>
-                          <w:t>5/56</w:t>
+                          <w:t>6</w:t>
+                        </w:r>
+                        <w:r>
+                          <w:rPr>
+                            <w:rFonts w:ascii="Times New Roman" w:eastAsia="宋体" w:hAnsi="Times New Roman" w:cs="Arial" w:hint="eastAsia"/>
+                            <w:color w:val="404040" w:themeColor="text1" w:themeTint="BF"/>
+                            <w:kern w:val="24"/>
+                            <w:szCs w:val="21"/>
+                          </w:rPr>
+                          <w:t>/5</w:t>
+                        </w:r>
+                        <w:r>
+                          <w:rPr>
+                            <w:rFonts w:ascii="Times New Roman" w:eastAsia="宋体" w:hAnsi="Times New Roman" w:cs="Arial" w:hint="eastAsia"/>
+                            <w:color w:val="404040" w:themeColor="text1" w:themeTint="BF"/>
+                            <w:kern w:val="24"/>
+                            <w:szCs w:val="21"/>
+                          </w:rPr>
+                          <w:t>5</w:t>
                         </w:r>
                       </w:p>
                       <w:p>
